--- a/381_Чистяков АС_УП.docx
+++ b/381_Чистяков АС_УП.docx
@@ -1279,8 +1279,11 @@
             <w:rPr>
               <w:rFonts w:asciiTheme="minorHAnsi" w:eastAsiaTheme="minorEastAsia" w:hAnsiTheme="minorHAnsi"/>
               <w:noProof/>
-              <w:sz w:val="22"/>
+              <w:kern w:val="2"/>
+              <w:sz w:val="24"/>
+              <w:szCs w:val="24"/>
               <w:lang w:eastAsia="ru-RU"/>
+              <w14:ligatures w14:val="standardContextual"/>
             </w:rPr>
           </w:pPr>
           <w:r>
@@ -1292,7 +1295,7 @@
           <w:r>
             <w:fldChar w:fldCharType="separate"/>
           </w:r>
-          <w:hyperlink w:anchor="_Toc224310565" w:history="1">
+          <w:hyperlink w:anchor="_Toc227003589" w:history="1">
             <w:r>
               <w:rPr>
                 <w:rStyle w:val="af2"/>
@@ -1319,7 +1322,7 @@
                 <w:noProof/>
                 <w:webHidden/>
               </w:rPr>
-              <w:instrText xml:space="preserve"> PAGEREF _Toc224310565 \h </w:instrText>
+              <w:instrText xml:space="preserve"> PAGEREF _Toc227003589 \h </w:instrText>
             </w:r>
             <w:r>
               <w:rPr>
@@ -1356,11 +1359,14 @@
             <w:rPr>
               <w:rFonts w:asciiTheme="minorHAnsi" w:eastAsiaTheme="minorEastAsia" w:hAnsiTheme="minorHAnsi"/>
               <w:noProof/>
-              <w:sz w:val="22"/>
+              <w:kern w:val="2"/>
+              <w:sz w:val="24"/>
+              <w:szCs w:val="24"/>
               <w:lang w:eastAsia="ru-RU"/>
+              <w14:ligatures w14:val="standardContextual"/>
             </w:rPr>
           </w:pPr>
-          <w:hyperlink w:anchor="_Toc224310566" w:history="1">
+          <w:hyperlink w:anchor="_Toc227003590" w:history="1">
             <w:r>
               <w:rPr>
                 <w:rStyle w:val="af2"/>
@@ -1387,7 +1393,7 @@
                 <w:noProof/>
                 <w:webHidden/>
               </w:rPr>
-              <w:instrText xml:space="preserve"> PAGEREF _Toc224310566 \h </w:instrText>
+              <w:instrText xml:space="preserve"> PAGEREF _Toc227003590 \h </w:instrText>
             </w:r>
             <w:r>
               <w:rPr>
@@ -1424,11 +1430,14 @@
             <w:rPr>
               <w:rFonts w:asciiTheme="minorHAnsi" w:eastAsiaTheme="minorEastAsia" w:hAnsiTheme="minorHAnsi"/>
               <w:noProof/>
-              <w:sz w:val="22"/>
+              <w:kern w:val="2"/>
+              <w:sz w:val="24"/>
+              <w:szCs w:val="24"/>
               <w:lang w:eastAsia="ru-RU"/>
+              <w14:ligatures w14:val="standardContextual"/>
             </w:rPr>
           </w:pPr>
-          <w:hyperlink w:anchor="_Toc224310567" w:history="1">
+          <w:hyperlink w:anchor="_Toc227003591" w:history="1">
             <w:r>
               <w:rPr>
                 <w:rStyle w:val="af2"/>
@@ -1455,7 +1464,7 @@
                 <w:noProof/>
                 <w:webHidden/>
               </w:rPr>
-              <w:instrText xml:space="preserve"> PAGEREF _Toc224310567 \h </w:instrText>
+              <w:instrText xml:space="preserve"> PAGEREF _Toc227003591 \h </w:instrText>
             </w:r>
             <w:r>
               <w:rPr>
@@ -1492,11 +1501,14 @@
             <w:rPr>
               <w:rFonts w:asciiTheme="minorHAnsi" w:eastAsiaTheme="minorEastAsia" w:hAnsiTheme="minorHAnsi"/>
               <w:noProof/>
-              <w:sz w:val="22"/>
+              <w:kern w:val="2"/>
+              <w:sz w:val="24"/>
+              <w:szCs w:val="24"/>
               <w:lang w:eastAsia="ru-RU"/>
+              <w14:ligatures w14:val="standardContextual"/>
             </w:rPr>
           </w:pPr>
-          <w:hyperlink w:anchor="_Toc224310568" w:history="1">
+          <w:hyperlink w:anchor="_Toc227003592" w:history="1">
             <w:r>
               <w:rPr>
                 <w:rStyle w:val="af2"/>
@@ -1523,7 +1535,7 @@
                 <w:noProof/>
                 <w:webHidden/>
               </w:rPr>
-              <w:instrText xml:space="preserve"> PAGEREF _Toc224310568 \h </w:instrText>
+              <w:instrText xml:space="preserve"> PAGEREF _Toc227003592 \h </w:instrText>
             </w:r>
             <w:r>
               <w:rPr>
@@ -1560,11 +1572,14 @@
             <w:rPr>
               <w:rFonts w:asciiTheme="minorHAnsi" w:eastAsiaTheme="minorEastAsia" w:hAnsiTheme="minorHAnsi"/>
               <w:noProof/>
-              <w:sz w:val="22"/>
+              <w:kern w:val="2"/>
+              <w:sz w:val="24"/>
+              <w:szCs w:val="24"/>
               <w:lang w:eastAsia="ru-RU"/>
+              <w14:ligatures w14:val="standardContextual"/>
             </w:rPr>
           </w:pPr>
-          <w:hyperlink w:anchor="_Toc224310569" w:history="1">
+          <w:hyperlink w:anchor="_Toc227003593" w:history="1">
             <w:r>
               <w:rPr>
                 <w:rStyle w:val="af2"/>
@@ -1591,7 +1606,7 @@
                 <w:noProof/>
                 <w:webHidden/>
               </w:rPr>
-              <w:instrText xml:space="preserve"> PAGEREF _Toc224310569 \h </w:instrText>
+              <w:instrText xml:space="preserve"> PAGEREF _Toc227003593 \h </w:instrText>
             </w:r>
             <w:r>
               <w:rPr>
@@ -1628,11 +1643,14 @@
             <w:rPr>
               <w:rFonts w:asciiTheme="minorHAnsi" w:eastAsiaTheme="minorEastAsia" w:hAnsiTheme="minorHAnsi"/>
               <w:noProof/>
-              <w:sz w:val="22"/>
+              <w:kern w:val="2"/>
+              <w:sz w:val="24"/>
+              <w:szCs w:val="24"/>
               <w:lang w:eastAsia="ru-RU"/>
+              <w14:ligatures w14:val="standardContextual"/>
             </w:rPr>
           </w:pPr>
-          <w:hyperlink w:anchor="_Toc224310570" w:history="1">
+          <w:hyperlink w:anchor="_Toc227003594" w:history="1">
             <w:r>
               <w:rPr>
                 <w:rStyle w:val="af2"/>
@@ -1659,7 +1677,7 @@
                 <w:noProof/>
                 <w:webHidden/>
               </w:rPr>
-              <w:instrText xml:space="preserve"> PAGEREF _Toc224310570 \h </w:instrText>
+              <w:instrText xml:space="preserve"> PAGEREF _Toc227003594 \h </w:instrText>
             </w:r>
             <w:r>
               <w:rPr>
@@ -1696,11 +1714,14 @@
             <w:rPr>
               <w:rFonts w:asciiTheme="minorHAnsi" w:eastAsiaTheme="minorEastAsia" w:hAnsiTheme="minorHAnsi"/>
               <w:noProof/>
-              <w:sz w:val="22"/>
+              <w:kern w:val="2"/>
+              <w:sz w:val="24"/>
+              <w:szCs w:val="24"/>
               <w:lang w:eastAsia="ru-RU"/>
+              <w14:ligatures w14:val="standardContextual"/>
             </w:rPr>
           </w:pPr>
-          <w:hyperlink w:anchor="_Toc224310571" w:history="1">
+          <w:hyperlink w:anchor="_Toc227003595" w:history="1">
             <w:r>
               <w:rPr>
                 <w:rStyle w:val="af2"/>
@@ -1727,7 +1748,7 @@
                 <w:noProof/>
                 <w:webHidden/>
               </w:rPr>
-              <w:instrText xml:space="preserve"> PAGEREF _Toc224310571 \h </w:instrText>
+              <w:instrText xml:space="preserve"> PAGEREF _Toc227003595 \h </w:instrText>
             </w:r>
             <w:r>
               <w:rPr>
@@ -1764,11 +1785,14 @@
             <w:rPr>
               <w:rFonts w:asciiTheme="minorHAnsi" w:eastAsiaTheme="minorEastAsia" w:hAnsiTheme="minorHAnsi"/>
               <w:noProof/>
-              <w:sz w:val="22"/>
+              <w:kern w:val="2"/>
+              <w:sz w:val="24"/>
+              <w:szCs w:val="24"/>
               <w:lang w:eastAsia="ru-RU"/>
+              <w14:ligatures w14:val="standardContextual"/>
             </w:rPr>
           </w:pPr>
-          <w:hyperlink w:anchor="_Toc224310572" w:history="1">
+          <w:hyperlink w:anchor="_Toc227003596" w:history="1">
             <w:r>
               <w:rPr>
                 <w:rStyle w:val="af2"/>
@@ -1810,7 +1834,7 @@
                 <w:noProof/>
                 <w:webHidden/>
               </w:rPr>
-              <w:instrText xml:space="preserve"> PAGEREF _Toc224310572 \h </w:instrText>
+              <w:instrText xml:space="preserve"> PAGEREF _Toc227003596 \h </w:instrText>
             </w:r>
             <w:r>
               <w:rPr>
@@ -1847,11 +1871,14 @@
             <w:rPr>
               <w:rFonts w:asciiTheme="minorHAnsi" w:eastAsiaTheme="minorEastAsia" w:hAnsiTheme="minorHAnsi"/>
               <w:noProof/>
-              <w:sz w:val="22"/>
+              <w:kern w:val="2"/>
+              <w:sz w:val="24"/>
+              <w:szCs w:val="24"/>
               <w:lang w:eastAsia="ru-RU"/>
+              <w14:ligatures w14:val="standardContextual"/>
             </w:rPr>
           </w:pPr>
-          <w:hyperlink w:anchor="_Toc224310573" w:history="1">
+          <w:hyperlink w:anchor="_Toc227003597" w:history="1">
             <w:r>
               <w:rPr>
                 <w:rStyle w:val="af2"/>
@@ -1878,7 +1905,7 @@
                 <w:noProof/>
                 <w:webHidden/>
               </w:rPr>
-              <w:instrText xml:space="preserve"> PAGEREF _Toc224310573 \h </w:instrText>
+              <w:instrText xml:space="preserve"> PAGEREF _Toc227003597 \h </w:instrText>
             </w:r>
             <w:r>
               <w:rPr>
@@ -1915,11 +1942,14 @@
             <w:rPr>
               <w:rFonts w:asciiTheme="minorHAnsi" w:eastAsiaTheme="minorEastAsia" w:hAnsiTheme="minorHAnsi"/>
               <w:noProof/>
-              <w:sz w:val="22"/>
+              <w:kern w:val="2"/>
+              <w:sz w:val="24"/>
+              <w:szCs w:val="24"/>
               <w:lang w:eastAsia="ru-RU"/>
+              <w14:ligatures w14:val="standardContextual"/>
             </w:rPr>
           </w:pPr>
-          <w:hyperlink w:anchor="_Toc224310574" w:history="1">
+          <w:hyperlink w:anchor="_Toc227003598" w:history="1">
             <w:r>
               <w:rPr>
                 <w:rStyle w:val="af2"/>
@@ -1946,7 +1976,7 @@
                 <w:noProof/>
                 <w:webHidden/>
               </w:rPr>
-              <w:instrText xml:space="preserve"> PAGEREF _Toc224310574 \h </w:instrText>
+              <w:instrText xml:space="preserve"> PAGEREF _Toc227003598 \h </w:instrText>
             </w:r>
             <w:r>
               <w:rPr>
@@ -1983,11 +2013,14 @@
             <w:rPr>
               <w:rFonts w:asciiTheme="minorHAnsi" w:eastAsiaTheme="minorEastAsia" w:hAnsiTheme="minorHAnsi"/>
               <w:noProof/>
-              <w:sz w:val="22"/>
+              <w:kern w:val="2"/>
+              <w:sz w:val="24"/>
+              <w:szCs w:val="24"/>
               <w:lang w:eastAsia="ru-RU"/>
+              <w14:ligatures w14:val="standardContextual"/>
             </w:rPr>
           </w:pPr>
-          <w:hyperlink w:anchor="_Toc224310575" w:history="1">
+          <w:hyperlink w:anchor="_Toc227003599" w:history="1">
             <w:r>
               <w:rPr>
                 <w:rStyle w:val="af2"/>
@@ -2024,7 +2057,7 @@
                 <w:noProof/>
                 <w:webHidden/>
               </w:rPr>
-              <w:instrText xml:space="preserve"> PAGEREF _Toc224310575 \h </w:instrText>
+              <w:instrText xml:space="preserve"> PAGEREF _Toc227003599 \h </w:instrText>
             </w:r>
             <w:r>
               <w:rPr>
@@ -2061,11 +2094,14 @@
             <w:rPr>
               <w:rFonts w:asciiTheme="minorHAnsi" w:eastAsiaTheme="minorEastAsia" w:hAnsiTheme="minorHAnsi"/>
               <w:noProof/>
-              <w:sz w:val="22"/>
+              <w:kern w:val="2"/>
+              <w:sz w:val="24"/>
+              <w:szCs w:val="24"/>
               <w:lang w:eastAsia="ru-RU"/>
+              <w14:ligatures w14:val="standardContextual"/>
             </w:rPr>
           </w:pPr>
-          <w:hyperlink w:anchor="_Toc224310576" w:history="1">
+          <w:hyperlink w:anchor="_Toc227003600" w:history="1">
             <w:r>
               <w:rPr>
                 <w:rStyle w:val="af2"/>
@@ -2092,7 +2128,7 @@
                 <w:noProof/>
                 <w:webHidden/>
               </w:rPr>
-              <w:instrText xml:space="preserve"> PAGEREF _Toc224310576 \h </w:instrText>
+              <w:instrText xml:space="preserve"> PAGEREF _Toc227003600 \h </w:instrText>
             </w:r>
             <w:r>
               <w:rPr>
@@ -2129,11 +2165,14 @@
             <w:rPr>
               <w:rFonts w:asciiTheme="minorHAnsi" w:eastAsiaTheme="minorEastAsia" w:hAnsiTheme="minorHAnsi"/>
               <w:noProof/>
-              <w:sz w:val="22"/>
+              <w:kern w:val="2"/>
+              <w:sz w:val="24"/>
+              <w:szCs w:val="24"/>
               <w:lang w:eastAsia="ru-RU"/>
+              <w14:ligatures w14:val="standardContextual"/>
             </w:rPr>
           </w:pPr>
-          <w:hyperlink w:anchor="_Toc224310577" w:history="1">
+          <w:hyperlink w:anchor="_Toc227003601" w:history="1">
             <w:r>
               <w:rPr>
                 <w:rStyle w:val="af2"/>
@@ -2160,7 +2199,7 @@
                 <w:noProof/>
                 <w:webHidden/>
               </w:rPr>
-              <w:instrText xml:space="preserve"> PAGEREF _Toc224310577 \h </w:instrText>
+              <w:instrText xml:space="preserve"> PAGEREF _Toc227003601 \h </w:instrText>
             </w:r>
             <w:r>
               <w:rPr>
@@ -2197,11 +2236,14 @@
             <w:rPr>
               <w:rFonts w:asciiTheme="minorHAnsi" w:eastAsiaTheme="minorEastAsia" w:hAnsiTheme="minorHAnsi"/>
               <w:noProof/>
-              <w:sz w:val="22"/>
+              <w:kern w:val="2"/>
+              <w:sz w:val="24"/>
+              <w:szCs w:val="24"/>
               <w:lang w:eastAsia="ru-RU"/>
+              <w14:ligatures w14:val="standardContextual"/>
             </w:rPr>
           </w:pPr>
-          <w:hyperlink w:anchor="_Toc224310578" w:history="1">
+          <w:hyperlink w:anchor="_Toc227003602" w:history="1">
             <w:r>
               <w:rPr>
                 <w:rStyle w:val="af2"/>
@@ -2228,7 +2270,7 @@
                 <w:noProof/>
                 <w:webHidden/>
               </w:rPr>
-              <w:instrText xml:space="preserve"> PAGEREF _Toc224310578 \h </w:instrText>
+              <w:instrText xml:space="preserve"> PAGEREF _Toc227003602 \h </w:instrText>
             </w:r>
             <w:r>
               <w:rPr>
@@ -2265,11 +2307,14 @@
             <w:rPr>
               <w:rFonts w:asciiTheme="minorHAnsi" w:eastAsiaTheme="minorEastAsia" w:hAnsiTheme="minorHAnsi"/>
               <w:noProof/>
-              <w:sz w:val="22"/>
+              <w:kern w:val="2"/>
+              <w:sz w:val="24"/>
+              <w:szCs w:val="24"/>
               <w:lang w:eastAsia="ru-RU"/>
+              <w14:ligatures w14:val="standardContextual"/>
             </w:rPr>
           </w:pPr>
-          <w:hyperlink w:anchor="_Toc224310579" w:history="1">
+          <w:hyperlink w:anchor="_Toc227003603" w:history="1">
             <w:r>
               <w:rPr>
                 <w:rStyle w:val="af2"/>
@@ -2296,143 +2341,7 @@
                 <w:noProof/>
                 <w:webHidden/>
               </w:rPr>
-              <w:instrText xml:space="preserve"> PAGEREF _Toc224310579 \h </w:instrText>
-            </w:r>
-            <w:r>
-              <w:rPr>
-                <w:noProof/>
-                <w:webHidden/>
-              </w:rPr>
-            </w:r>
-            <w:r>
-              <w:rPr>
-                <w:noProof/>
-                <w:webHidden/>
-              </w:rPr>
-              <w:fldChar w:fldCharType="separate"/>
-            </w:r>
-            <w:r>
-              <w:rPr>
-                <w:noProof/>
-                <w:webHidden/>
-              </w:rPr>
-              <w:t>18</w:t>
-            </w:r>
-            <w:r>
-              <w:rPr>
-                <w:noProof/>
-                <w:webHidden/>
-              </w:rPr>
-              <w:fldChar w:fldCharType="end"/>
-            </w:r>
-          </w:hyperlink>
-        </w:p>
-        <w:p>
-          <w:pPr>
-            <w:pStyle w:val="12"/>
-            <w:rPr>
-              <w:rFonts w:asciiTheme="minorHAnsi" w:eastAsiaTheme="minorEastAsia" w:hAnsiTheme="minorHAnsi"/>
-              <w:noProof/>
-              <w:sz w:val="22"/>
-              <w:lang w:eastAsia="ru-RU"/>
-            </w:rPr>
-          </w:pPr>
-          <w:hyperlink w:anchor="_Toc224310580" w:history="1">
-            <w:r>
-              <w:rPr>
-                <w:rStyle w:val="af2"/>
-                <w:noProof/>
-              </w:rPr>
-              <w:t>5.1 Обоснование выбора инструментальных средств разработки</w:t>
-            </w:r>
-            <w:r>
-              <w:rPr>
-                <w:noProof/>
-                <w:webHidden/>
-              </w:rPr>
-              <w:tab/>
-            </w:r>
-            <w:r>
-              <w:rPr>
-                <w:noProof/>
-                <w:webHidden/>
-              </w:rPr>
-              <w:fldChar w:fldCharType="begin"/>
-            </w:r>
-            <w:r>
-              <w:rPr>
-                <w:noProof/>
-                <w:webHidden/>
-              </w:rPr>
-              <w:instrText xml:space="preserve"> PAGEREF _Toc224310580 \h </w:instrText>
-            </w:r>
-            <w:r>
-              <w:rPr>
-                <w:noProof/>
-                <w:webHidden/>
-              </w:rPr>
-            </w:r>
-            <w:r>
-              <w:rPr>
-                <w:noProof/>
-                <w:webHidden/>
-              </w:rPr>
-              <w:fldChar w:fldCharType="separate"/>
-            </w:r>
-            <w:r>
-              <w:rPr>
-                <w:noProof/>
-                <w:webHidden/>
-              </w:rPr>
-              <w:t>18</w:t>
-            </w:r>
-            <w:r>
-              <w:rPr>
-                <w:noProof/>
-                <w:webHidden/>
-              </w:rPr>
-              <w:fldChar w:fldCharType="end"/>
-            </w:r>
-          </w:hyperlink>
-        </w:p>
-        <w:p>
-          <w:pPr>
-            <w:pStyle w:val="12"/>
-            <w:rPr>
-              <w:rFonts w:asciiTheme="minorHAnsi" w:eastAsiaTheme="minorEastAsia" w:hAnsiTheme="minorHAnsi"/>
-              <w:noProof/>
-              <w:sz w:val="22"/>
-              <w:lang w:eastAsia="ru-RU"/>
-            </w:rPr>
-          </w:pPr>
-          <w:hyperlink w:anchor="_Toc224310581" w:history="1">
-            <w:r>
-              <w:rPr>
-                <w:rStyle w:val="af2"/>
-                <w:noProof/>
-              </w:rPr>
-              <w:t>5.2 Логическая архитектура и алгоритмы работы приложения</w:t>
-            </w:r>
-            <w:r>
-              <w:rPr>
-                <w:noProof/>
-                <w:webHidden/>
-              </w:rPr>
-              <w:tab/>
-            </w:r>
-            <w:r>
-              <w:rPr>
-                <w:noProof/>
-                <w:webHidden/>
-              </w:rPr>
-              <w:fldChar w:fldCharType="begin"/>
-            </w:r>
-            <w:r>
-              <w:rPr>
-                <w:noProof/>
-                <w:webHidden/>
-              </w:rPr>
-              <w:instrText xml:space="preserve"> PAGEREF _Toc224310581 \h </w:instrText>
+              <w:instrText xml:space="preserve"> PAGEREF _Toc227003603 \h </w:instrText>
             </w:r>
             <w:r>
               <w:rPr>
@@ -2469,11 +2378,156 @@
             <w:rPr>
               <w:rFonts w:asciiTheme="minorHAnsi" w:eastAsiaTheme="minorEastAsia" w:hAnsiTheme="minorHAnsi"/>
               <w:noProof/>
-              <w:sz w:val="22"/>
+              <w:kern w:val="2"/>
+              <w:sz w:val="24"/>
+              <w:szCs w:val="24"/>
               <w:lang w:eastAsia="ru-RU"/>
+              <w14:ligatures w14:val="standardContextual"/>
             </w:rPr>
           </w:pPr>
-          <w:hyperlink w:anchor="_Toc224310582" w:history="1">
+          <w:hyperlink w:anchor="_Toc227003604" w:history="1">
+            <w:r>
+              <w:rPr>
+                <w:rStyle w:val="af2"/>
+                <w:noProof/>
+              </w:rPr>
+              <w:t>5.1 Обоснование выбора инструментальных средств разработки</w:t>
+            </w:r>
+            <w:r>
+              <w:rPr>
+                <w:noProof/>
+                <w:webHidden/>
+              </w:rPr>
+              <w:tab/>
+            </w:r>
+            <w:r>
+              <w:rPr>
+                <w:noProof/>
+                <w:webHidden/>
+              </w:rPr>
+              <w:fldChar w:fldCharType="begin"/>
+            </w:r>
+            <w:r>
+              <w:rPr>
+                <w:noProof/>
+                <w:webHidden/>
+              </w:rPr>
+              <w:instrText xml:space="preserve"> PAGEREF _Toc227003604 \h </w:instrText>
+            </w:r>
+            <w:r>
+              <w:rPr>
+                <w:noProof/>
+                <w:webHidden/>
+              </w:rPr>
+            </w:r>
+            <w:r>
+              <w:rPr>
+                <w:noProof/>
+                <w:webHidden/>
+              </w:rPr>
+              <w:fldChar w:fldCharType="separate"/>
+            </w:r>
+            <w:r>
+              <w:rPr>
+                <w:noProof/>
+                <w:webHidden/>
+              </w:rPr>
+              <w:t>19</w:t>
+            </w:r>
+            <w:r>
+              <w:rPr>
+                <w:noProof/>
+                <w:webHidden/>
+              </w:rPr>
+              <w:fldChar w:fldCharType="end"/>
+            </w:r>
+          </w:hyperlink>
+        </w:p>
+        <w:p>
+          <w:pPr>
+            <w:pStyle w:val="12"/>
+            <w:rPr>
+              <w:rFonts w:asciiTheme="minorHAnsi" w:eastAsiaTheme="minorEastAsia" w:hAnsiTheme="minorHAnsi"/>
+              <w:noProof/>
+              <w:kern w:val="2"/>
+              <w:sz w:val="24"/>
+              <w:szCs w:val="24"/>
+              <w:lang w:eastAsia="ru-RU"/>
+              <w14:ligatures w14:val="standardContextual"/>
+            </w:rPr>
+          </w:pPr>
+          <w:hyperlink w:anchor="_Toc227003605" w:history="1">
+            <w:r>
+              <w:rPr>
+                <w:rStyle w:val="af2"/>
+                <w:noProof/>
+              </w:rPr>
+              <w:t>5.2 Логическая архитектура и алгоритмы работы приложения</w:t>
+            </w:r>
+            <w:r>
+              <w:rPr>
+                <w:noProof/>
+                <w:webHidden/>
+              </w:rPr>
+              <w:tab/>
+            </w:r>
+            <w:r>
+              <w:rPr>
+                <w:noProof/>
+                <w:webHidden/>
+              </w:rPr>
+              <w:fldChar w:fldCharType="begin"/>
+            </w:r>
+            <w:r>
+              <w:rPr>
+                <w:noProof/>
+                <w:webHidden/>
+              </w:rPr>
+              <w:instrText xml:space="preserve"> PAGEREF _Toc227003605 \h </w:instrText>
+            </w:r>
+            <w:r>
+              <w:rPr>
+                <w:noProof/>
+                <w:webHidden/>
+              </w:rPr>
+            </w:r>
+            <w:r>
+              <w:rPr>
+                <w:noProof/>
+                <w:webHidden/>
+              </w:rPr>
+              <w:fldChar w:fldCharType="separate"/>
+            </w:r>
+            <w:r>
+              <w:rPr>
+                <w:noProof/>
+                <w:webHidden/>
+              </w:rPr>
+              <w:t>20</w:t>
+            </w:r>
+            <w:r>
+              <w:rPr>
+                <w:noProof/>
+                <w:webHidden/>
+              </w:rPr>
+              <w:fldChar w:fldCharType="end"/>
+            </w:r>
+          </w:hyperlink>
+        </w:p>
+        <w:p>
+          <w:pPr>
+            <w:pStyle w:val="12"/>
+            <w:rPr>
+              <w:rFonts w:asciiTheme="minorHAnsi" w:eastAsiaTheme="minorEastAsia" w:hAnsiTheme="minorHAnsi"/>
+              <w:noProof/>
+              <w:kern w:val="2"/>
+              <w:sz w:val="24"/>
+              <w:szCs w:val="24"/>
+              <w:lang w:eastAsia="ru-RU"/>
+              <w14:ligatures w14:val="standardContextual"/>
+            </w:rPr>
+          </w:pPr>
+          <w:hyperlink w:anchor="_Toc227003606" w:history="1">
             <w:r>
               <w:rPr>
                 <w:rStyle w:val="af2"/>
@@ -2500,7 +2554,7 @@
                 <w:noProof/>
                 <w:webHidden/>
               </w:rPr>
-              <w:instrText xml:space="preserve"> PAGEREF _Toc224310582 \h </w:instrText>
+              <w:instrText xml:space="preserve"> PAGEREF _Toc227003606 \h </w:instrText>
             </w:r>
             <w:r>
               <w:rPr>
@@ -2520,7 +2574,7 @@
                 <w:noProof/>
                 <w:webHidden/>
               </w:rPr>
-              <w:t>23</w:t>
+              <w:t>22</w:t>
             </w:r>
             <w:r>
               <w:rPr>
@@ -2537,11 +2591,14 @@
             <w:rPr>
               <w:rFonts w:asciiTheme="minorHAnsi" w:eastAsiaTheme="minorEastAsia" w:hAnsiTheme="minorHAnsi"/>
               <w:noProof/>
-              <w:sz w:val="22"/>
+              <w:kern w:val="2"/>
+              <w:sz w:val="24"/>
+              <w:szCs w:val="24"/>
               <w:lang w:eastAsia="ru-RU"/>
+              <w14:ligatures w14:val="standardContextual"/>
             </w:rPr>
           </w:pPr>
-          <w:hyperlink w:anchor="_Toc224310583" w:history="1">
+          <w:hyperlink w:anchor="_Toc227003607" w:history="1">
             <w:r>
               <w:rPr>
                 <w:rStyle w:val="af2"/>
@@ -2568,7 +2625,7 @@
                 <w:noProof/>
                 <w:webHidden/>
               </w:rPr>
-              <w:instrText xml:space="preserve"> PAGEREF _Toc224310583 \h </w:instrText>
+              <w:instrText xml:space="preserve"> PAGEREF _Toc227003607 \h </w:instrText>
             </w:r>
             <w:r>
               <w:rPr>
@@ -2588,7 +2645,7 @@
                 <w:noProof/>
                 <w:webHidden/>
               </w:rPr>
-              <w:t>26</w:t>
+              <w:t>24</w:t>
             </w:r>
             <w:r>
               <w:rPr>
@@ -2605,11 +2662,14 @@
             <w:rPr>
               <w:rFonts w:asciiTheme="minorHAnsi" w:eastAsiaTheme="minorEastAsia" w:hAnsiTheme="minorHAnsi"/>
               <w:noProof/>
-              <w:sz w:val="22"/>
+              <w:kern w:val="2"/>
+              <w:sz w:val="24"/>
+              <w:szCs w:val="24"/>
               <w:lang w:eastAsia="ru-RU"/>
+              <w14:ligatures w14:val="standardContextual"/>
             </w:rPr>
           </w:pPr>
-          <w:hyperlink w:anchor="_Toc224310584" w:history="1">
+          <w:hyperlink w:anchor="_Toc227003608" w:history="1">
             <w:r>
               <w:rPr>
                 <w:rStyle w:val="af2"/>
@@ -2651,7 +2711,7 @@
                 <w:noProof/>
                 <w:webHidden/>
               </w:rPr>
-              <w:instrText xml:space="preserve"> PAGEREF _Toc224310584 \h </w:instrText>
+              <w:instrText xml:space="preserve"> PAGEREF _Toc227003608 \h </w:instrText>
             </w:r>
             <w:r>
               <w:rPr>
@@ -2671,7 +2731,7 @@
                 <w:noProof/>
                 <w:webHidden/>
               </w:rPr>
-              <w:t>27</w:t>
+              <w:t>25</w:t>
             </w:r>
             <w:r>
               <w:rPr>
@@ -2828,7 +2888,7 @@
         </w:numPr>
         <w:ind w:left="284" w:right="284" w:firstLine="709"/>
       </w:pPr>
-      <w:bookmarkStart w:id="0" w:name="_Toc224310565"/>
+      <w:bookmarkStart w:id="0" w:name="_Toc227003589"/>
       <w:r>
         <w:lastRenderedPageBreak/>
         <w:t>Введение</w:t>
@@ -3195,7 +3255,7 @@
         <w:spacing w:before="200" w:after="200"/>
         <w:ind w:left="284" w:right="284" w:firstLine="709"/>
       </w:pPr>
-      <w:bookmarkStart w:id="1" w:name="_Toc224310566"/>
+      <w:bookmarkStart w:id="1" w:name="_Toc227003590"/>
       <w:r>
         <w:lastRenderedPageBreak/>
         <w:t>Анализ предметной области</w:t>
@@ -3219,7 +3279,7 @@
         <w:spacing w:before="200" w:after="200"/>
         <w:ind w:left="284" w:right="284" w:firstLine="709"/>
       </w:pPr>
-      <w:bookmarkStart w:id="2" w:name="_Toc224310567"/>
+      <w:bookmarkStart w:id="2" w:name="_Toc227003591"/>
       <w:r>
         <w:t>1.1 Предметная область</w:t>
       </w:r>
@@ -3261,7 +3321,7 @@
         <w:ind w:left="284" w:right="284" w:firstLine="709"/>
       </w:pPr>
       <w:bookmarkStart w:id="3" w:name="_Toc185367033"/>
-      <w:bookmarkStart w:id="4" w:name="_Toc224310568"/>
+      <w:bookmarkStart w:id="4" w:name="_Toc227003592"/>
       <w:r>
         <w:t>1.2 Целевая аудитория</w:t>
       </w:r>
@@ -3337,7 +3397,21 @@
         <w:rPr>
           <w:rStyle w:val="ng-star-inserted1"/>
         </w:rPr>
-        <w:t>самостоятельная регистрация заявок - это возможность легко обращаться в сервисный центр, предоставляя первичную информацию о неисправности.</w:t>
+        <w:t xml:space="preserve">самостоятельная регистрация заявок </w:t>
+      </w:r>
+      <w:proofErr w:type="gramStart"/>
+      <w:r>
+        <w:rPr>
+          <w:rStyle w:val="ng-star-inserted1"/>
+        </w:rPr>
+        <w:t>- это</w:t>
+      </w:r>
+      <w:proofErr w:type="gramEnd"/>
+      <w:r>
+        <w:rPr>
+          <w:rStyle w:val="ng-star-inserted1"/>
+        </w:rPr>
+        <w:t xml:space="preserve"> возможность легко обращаться в сервисный центр, предоставляя первичную информацию о неисправности.</w:t>
       </w:r>
     </w:p>
     <w:p>
@@ -3353,7 +3427,21 @@
         <w:rPr>
           <w:rStyle w:val="ng-star-inserted1"/>
         </w:rPr>
-        <w:t>отслеживание статуса ремонта - это доступ к актуальной информации о ходе выполнения заказа и контроль процесса.</w:t>
+        <w:t xml:space="preserve">отслеживание статуса ремонта </w:t>
+      </w:r>
+      <w:proofErr w:type="gramStart"/>
+      <w:r>
+        <w:rPr>
+          <w:rStyle w:val="ng-star-inserted1"/>
+        </w:rPr>
+        <w:t>- это</w:t>
+      </w:r>
+      <w:proofErr w:type="gramEnd"/>
+      <w:r>
+        <w:rPr>
+          <w:rStyle w:val="ng-star-inserted1"/>
+        </w:rPr>
+        <w:t xml:space="preserve"> доступ к актуальной информации о ходе выполнения заказа и контроль процесса.</w:t>
       </w:r>
     </w:p>
     <w:p>
@@ -3369,7 +3457,21 @@
         <w:rPr>
           <w:rStyle w:val="ng-star-inserted1"/>
         </w:rPr>
-        <w:t>согласование условий - это возможность взаимодействовать с сервисным центром по вопросам получения результатов и стоимости работ.</w:t>
+        <w:t xml:space="preserve">согласование условий </w:t>
+      </w:r>
+      <w:proofErr w:type="gramStart"/>
+      <w:r>
+        <w:rPr>
+          <w:rStyle w:val="ng-star-inserted1"/>
+        </w:rPr>
+        <w:t>- это</w:t>
+      </w:r>
+      <w:proofErr w:type="gramEnd"/>
+      <w:r>
+        <w:rPr>
+          <w:rStyle w:val="ng-star-inserted1"/>
+        </w:rPr>
+        <w:t xml:space="preserve"> возможность взаимодействовать с сервисным центром по вопросам получения результатов и стоимости работ.</w:t>
       </w:r>
     </w:p>
     <w:p>
@@ -3447,6 +3549,7 @@
         </w:rPr>
         <w:t xml:space="preserve">контроль сроков и выполнения </w:t>
       </w:r>
+      <w:proofErr w:type="gramStart"/>
       <w:r>
         <w:rPr>
           <w:rStyle w:val="ng-star-inserted1"/>
@@ -3461,7 +3564,16 @@
           <w:sz w:val="28"/>
           <w:szCs w:val="28"/>
         </w:rPr>
-        <w:t xml:space="preserve"> это инструменты для отслеживания изменения статусов по каждой заявке;</w:t>
+        <w:t xml:space="preserve"> это</w:t>
+      </w:r>
+      <w:proofErr w:type="gramEnd"/>
+      <w:r>
+        <w:rPr>
+          <w:rStyle w:val="ng-star-inserted1"/>
+          <w:sz w:val="28"/>
+          <w:szCs w:val="28"/>
+        </w:rPr>
+        <w:t xml:space="preserve"> инструменты для отслеживания изменения статусов по каждой заявке;</w:t>
       </w:r>
     </w:p>
     <w:p>
@@ -3486,7 +3598,25 @@
           <w:szCs w:val="28"/>
         </w:rPr>
         <w:lastRenderedPageBreak/>
-        <w:t>коммуникация с клиентами - это возможность консультировать заказчиков, информировать их о ходе ремонта и согласовывать детали.</w:t>
+        <w:t xml:space="preserve">коммуникация с клиентами </w:t>
+      </w:r>
+      <w:proofErr w:type="gramStart"/>
+      <w:r>
+        <w:rPr>
+          <w:rStyle w:val="ng-star-inserted1"/>
+          <w:sz w:val="28"/>
+          <w:szCs w:val="28"/>
+        </w:rPr>
+        <w:t>- это</w:t>
+      </w:r>
+      <w:proofErr w:type="gramEnd"/>
+      <w:r>
+        <w:rPr>
+          <w:rStyle w:val="ng-star-inserted1"/>
+          <w:sz w:val="28"/>
+          <w:szCs w:val="28"/>
+        </w:rPr>
+        <w:t xml:space="preserve"> возможность консультировать заказчиков, информировать их о ходе ремонта и согласовывать детали.</w:t>
       </w:r>
     </w:p>
     <w:p>
@@ -3674,7 +3804,7 @@
         <w:ind w:left="284" w:right="284" w:firstLine="709"/>
       </w:pPr>
       <w:bookmarkStart w:id="5" w:name="_Toc185367034"/>
-      <w:bookmarkStart w:id="6" w:name="_Toc224310569"/>
+      <w:bookmarkStart w:id="6" w:name="_Toc227003593"/>
       <w:r>
         <w:t xml:space="preserve">1.3 </w:t>
       </w:r>
@@ -3851,7 +3981,7 @@
         <w:spacing w:before="200" w:after="200"/>
         <w:ind w:left="284" w:right="284" w:firstLine="709"/>
       </w:pPr>
-      <w:bookmarkStart w:id="7" w:name="_Toc224310570"/>
+      <w:bookmarkStart w:id="7" w:name="_Toc227003594"/>
       <w:r>
         <w:lastRenderedPageBreak/>
         <w:t xml:space="preserve">Этап проектирования </w:t>
@@ -3881,7 +4011,7 @@
         <w:spacing w:before="200" w:after="200"/>
         <w:ind w:left="284" w:right="284" w:firstLine="709"/>
       </w:pPr>
-      <w:bookmarkStart w:id="8" w:name="_Toc224310571"/>
+      <w:bookmarkStart w:id="8" w:name="_Toc227003595"/>
       <w:r>
         <w:t xml:space="preserve">2.1 Описание </w:t>
       </w:r>
@@ -3946,7 +4076,7 @@
         <w:spacing w:before="200" w:after="200"/>
         <w:ind w:left="284" w:right="284" w:firstLine="709"/>
       </w:pPr>
-      <w:bookmarkStart w:id="9" w:name="_Toc224310572"/>
+      <w:bookmarkStart w:id="9" w:name="_Toc227003596"/>
       <w:r>
         <w:t xml:space="preserve">2.2 </w:t>
       </w:r>
@@ -3982,6 +4112,7 @@
       <w:r>
         <w:rPr>
           <w:bCs/>
+          <w:noProof/>
         </w:rPr>
         <w:drawing>
           <wp:inline distT="0" distB="0" distL="0" distR="0" wp14:anchorId="08644889" wp14:editId="4A7C8F13">
@@ -4084,7 +4215,7 @@
         <w:pStyle w:val="1"/>
         <w:ind w:left="284" w:right="284" w:firstLine="709"/>
       </w:pPr>
-      <w:bookmarkStart w:id="10" w:name="_Toc224310573"/>
+      <w:bookmarkStart w:id="10" w:name="_Toc227003597"/>
       <w:r>
         <w:lastRenderedPageBreak/>
         <w:t xml:space="preserve">Этап разработки </w:t>
@@ -4111,7 +4242,7 @@
         <w:ind w:left="284" w:right="284" w:firstLine="709"/>
       </w:pPr>
       <w:bookmarkStart w:id="11" w:name="_Toc185367039"/>
-      <w:bookmarkStart w:id="12" w:name="_Toc224310574"/>
+      <w:bookmarkStart w:id="12" w:name="_Toc227003598"/>
       <w:r>
         <w:t xml:space="preserve">3.1 </w:t>
       </w:r>
@@ -4405,7 +4536,15 @@
       </w:r>
       <w:proofErr w:type="spellEnd"/>
       <w:r>
-        <w:t xml:space="preserve"> (VARCHAR(100)) – вид бытовой техники;</w:t>
+        <w:t xml:space="preserve"> (</w:t>
+      </w:r>
+      <w:proofErr w:type="gramStart"/>
+      <w:r>
+        <w:t>VARCHAR(</w:t>
+      </w:r>
+      <w:proofErr w:type="gramEnd"/>
+      <w:r>
+        <w:t>100)) – вид бытовой техники;</w:t>
       </w:r>
     </w:p>
     <w:p>
@@ -4423,7 +4562,15 @@
       </w:r>
       <w:proofErr w:type="spellEnd"/>
       <w:r>
-        <w:t xml:space="preserve"> (VARCHAR(1</w:t>
+        <w:t xml:space="preserve"> (</w:t>
+      </w:r>
+      <w:proofErr w:type="gramStart"/>
+      <w:r>
+        <w:t>VARCHAR(</w:t>
+      </w:r>
+      <w:proofErr w:type="gramEnd"/>
+      <w:r>
+        <w:t>1</w:t>
       </w:r>
       <w:r>
         <w:rPr>
@@ -4504,7 +4651,21 @@
         <w:rPr>
           <w:lang w:val="en-US"/>
         </w:rPr>
-        <w:t xml:space="preserve"> (VARCHAR(50)) – </w:t>
+        <w:t xml:space="preserve"> (</w:t>
+      </w:r>
+      <w:proofErr w:type="gramStart"/>
+      <w:r>
+        <w:rPr>
+          <w:lang w:val="en-US"/>
+        </w:rPr>
+        <w:t>VARCHAR(</w:t>
+      </w:r>
+      <w:proofErr w:type="gramEnd"/>
+      <w:r>
+        <w:rPr>
+          <w:lang w:val="en-US"/>
+        </w:rPr>
+        <w:t xml:space="preserve">50)) – </w:t>
       </w:r>
       <w:r>
         <w:t>статус</w:t>
@@ -4960,7 +5121,7 @@
         </w:rPr>
       </w:pPr>
       <w:bookmarkStart w:id="13" w:name="_Toc185367040"/>
-      <w:bookmarkStart w:id="14" w:name="_Toc224310575"/>
+      <w:bookmarkStart w:id="14" w:name="_Toc227003599"/>
       <w:r>
         <w:rPr>
           <w:rFonts w:cs="Times New Roman"/>
@@ -5088,7 +5249,7 @@
         <w:spacing w:before="200" w:after="300"/>
         <w:ind w:left="284" w:right="284" w:firstLine="709"/>
       </w:pPr>
-      <w:bookmarkStart w:id="15" w:name="_Toc224310576"/>
+      <w:bookmarkStart w:id="15" w:name="_Toc227003600"/>
       <w:r>
         <w:t xml:space="preserve">3.3 </w:t>
       </w:r>
@@ -5338,7 +5499,7 @@
         </w:numPr>
         <w:ind w:left="284" w:right="284" w:firstLine="709"/>
       </w:pPr>
-      <w:bookmarkStart w:id="16" w:name="_Toc224310577"/>
+      <w:bookmarkStart w:id="16" w:name="_Toc227003601"/>
       <w:r>
         <w:t>3.4 Администрирование и защита БД</w:t>
       </w:r>
@@ -5711,7 +5872,18 @@
                 <w:szCs w:val="20"/>
                 <w:lang w:val="en-US"/>
               </w:rPr>
-              <w:t>has_permission</w:t>
+              <w:t>has_</w:t>
+            </w:r>
+            <w:proofErr w:type="gramStart"/>
+            <w:r>
+              <w:rPr>
+                <w:rFonts w:ascii="Courier New" w:eastAsia="Times New Roman" w:hAnsi="Courier New" w:cs="Courier New"/>
+                <w:bCs/>
+                <w:sz w:val="20"/>
+                <w:szCs w:val="20"/>
+                <w:lang w:val="en-US"/>
+              </w:rPr>
+              <w:t>permission</w:t>
             </w:r>
             <w:proofErr w:type="spellEnd"/>
             <w:r>
@@ -5722,7 +5894,18 @@
                 <w:szCs w:val="20"/>
                 <w:lang w:val="en-US"/>
               </w:rPr>
-              <w:t xml:space="preserve">(self, </w:t>
+              <w:t>(</w:t>
+            </w:r>
+            <w:proofErr w:type="gramEnd"/>
+            <w:r>
+              <w:rPr>
+                <w:rFonts w:ascii="Courier New" w:eastAsia="Times New Roman" w:hAnsi="Courier New" w:cs="Courier New"/>
+                <w:bCs/>
+                <w:sz w:val="20"/>
+                <w:szCs w:val="20"/>
+                <w:lang w:val="en-US"/>
+              </w:rPr>
+              <w:t xml:space="preserve">self, </w:t>
             </w:r>
             <w:proofErr w:type="spellStart"/>
             <w:r>
@@ -5785,7 +5968,6 @@
                 <w:bCs/>
                 <w:sz w:val="20"/>
                 <w:szCs w:val="20"/>
-                <w:lang w:val="en-US"/>
               </w:rPr>
             </w:pPr>
             <w:r>
@@ -5813,7 +5995,6 @@
                 <w:bCs/>
                 <w:sz w:val="20"/>
                 <w:szCs w:val="20"/>
-                <w:lang w:val="en-US"/>
               </w:rPr>
               <w:t xml:space="preserve"> </w:t>
             </w:r>
@@ -5833,11 +6014,10 @@
                 <w:bCs/>
                 <w:sz w:val="20"/>
                 <w:szCs w:val="20"/>
-                <w:lang w:val="en-US"/>
               </w:rPr>
               <w:t xml:space="preserve"> </w:t>
             </w:r>
-            <w:proofErr w:type="spellStart"/>
+            <w:proofErr w:type="gramStart"/>
             <w:r>
               <w:rPr>
                 <w:rFonts w:ascii="Courier New" w:eastAsia="Times New Roman" w:hAnsi="Courier New" w:cs="Courier New"/>
@@ -5854,7 +6034,6 @@
                 <w:bCs/>
                 <w:sz w:val="20"/>
                 <w:szCs w:val="20"/>
-                <w:lang w:val="en-US"/>
               </w:rPr>
               <w:t>.</w:t>
             </w:r>
@@ -5868,13 +6047,13 @@
               </w:rPr>
               <w:t>current</w:t>
             </w:r>
+            <w:proofErr w:type="gramEnd"/>
             <w:r>
               <w:rPr>
                 <w:rFonts w:ascii="Courier New" w:eastAsia="Times New Roman" w:hAnsi="Courier New" w:cs="Courier New"/>
                 <w:bCs/>
                 <w:sz w:val="20"/>
                 <w:szCs w:val="20"/>
-                <w:lang w:val="en-US"/>
               </w:rPr>
               <w:t>_</w:t>
             </w:r>
@@ -5888,14 +6067,12 @@
               </w:rPr>
               <w:t>user</w:t>
             </w:r>
-            <w:proofErr w:type="spellEnd"/>
             <w:r>
               <w:rPr>
                 <w:rFonts w:ascii="Courier New" w:eastAsia="Times New Roman" w:hAnsi="Courier New" w:cs="Courier New"/>
                 <w:bCs/>
                 <w:sz w:val="20"/>
                 <w:szCs w:val="20"/>
-                <w:lang w:val="en-US"/>
               </w:rPr>
               <w:t>:</w:t>
             </w:r>
@@ -5917,7 +6094,6 @@
                 <w:bCs/>
                 <w:sz w:val="20"/>
                 <w:szCs w:val="20"/>
-                <w:lang w:val="en-US"/>
               </w:rPr>
               <w:t xml:space="preserve">        </w:t>
             </w:r>
@@ -6086,7 +6262,18 @@
                 <w:szCs w:val="20"/>
                 <w:lang w:val="en-US"/>
               </w:rPr>
-              <w:t>self.auth_manager.has_permission</w:t>
+              <w:t>self.auth_manager.has_</w:t>
+            </w:r>
+            <w:proofErr w:type="gramStart"/>
+            <w:r>
+              <w:rPr>
+                <w:rFonts w:ascii="Courier New" w:eastAsia="Times New Roman" w:hAnsi="Courier New" w:cs="Courier New"/>
+                <w:bCs/>
+                <w:sz w:val="20"/>
+                <w:szCs w:val="20"/>
+                <w:lang w:val="en-US"/>
+              </w:rPr>
+              <w:t>permission</w:t>
             </w:r>
             <w:proofErr w:type="spellEnd"/>
             <w:r>
@@ -6097,7 +6284,18 @@
                 <w:szCs w:val="20"/>
                 <w:lang w:val="en-US"/>
               </w:rPr>
-              <w:t>(['</w:t>
+              <w:t>(</w:t>
+            </w:r>
+            <w:proofErr w:type="gramEnd"/>
+            <w:r>
+              <w:rPr>
+                <w:rFonts w:ascii="Courier New" w:eastAsia="Times New Roman" w:hAnsi="Courier New" w:cs="Courier New"/>
+                <w:bCs/>
+                <w:sz w:val="20"/>
+                <w:szCs w:val="20"/>
+                <w:lang w:val="en-US"/>
+              </w:rPr>
+              <w:t>['</w:t>
             </w:r>
             <w:proofErr w:type="spellStart"/>
             <w:r>
@@ -6211,6 +6409,7 @@
               </w:rPr>
               <w:t>_</w:t>
             </w:r>
+            <w:proofErr w:type="gramStart"/>
             <w:r>
               <w:rPr>
                 <w:rFonts w:ascii="Courier New" w:eastAsia="Times New Roman" w:hAnsi="Courier New" w:cs="Courier New"/>
@@ -6240,6 +6439,7 @@
               </w:rPr>
               <w:t>show</w:t>
             </w:r>
+            <w:proofErr w:type="gramEnd"/>
             <w:r>
               <w:rPr>
                 <w:rFonts w:ascii="Courier New" w:eastAsia="Times New Roman" w:hAnsi="Courier New" w:cs="Courier New"/>
@@ -6350,7 +6550,18 @@
                 <w:szCs w:val="20"/>
                 <w:lang w:val="en-US"/>
               </w:rPr>
-              <w:t>get_requests_by_user_role</w:t>
+              <w:t>get_requests_by_user_</w:t>
+            </w:r>
+            <w:proofErr w:type="gramStart"/>
+            <w:r>
+              <w:rPr>
+                <w:rFonts w:ascii="Courier New" w:eastAsia="Times New Roman" w:hAnsi="Courier New" w:cs="Courier New"/>
+                <w:bCs/>
+                <w:sz w:val="20"/>
+                <w:szCs w:val="20"/>
+                <w:lang w:val="en-US"/>
+              </w:rPr>
+              <w:t>role</w:t>
             </w:r>
             <w:proofErr w:type="spellEnd"/>
             <w:r>
@@ -6361,7 +6572,18 @@
                 <w:szCs w:val="20"/>
                 <w:lang w:val="en-US"/>
               </w:rPr>
-              <w:t xml:space="preserve">(self, </w:t>
+              <w:t>(</w:t>
+            </w:r>
+            <w:proofErr w:type="gramEnd"/>
+            <w:r>
+              <w:rPr>
+                <w:rFonts w:ascii="Courier New" w:eastAsia="Times New Roman" w:hAnsi="Courier New" w:cs="Courier New"/>
+                <w:bCs/>
+                <w:sz w:val="20"/>
+                <w:szCs w:val="20"/>
+                <w:lang w:val="en-US"/>
+              </w:rPr>
+              <w:t xml:space="preserve">self, </w:t>
             </w:r>
             <w:proofErr w:type="spellStart"/>
             <w:r>
@@ -7143,6 +7365,7 @@
               <w:t xml:space="preserve">    return </w:t>
             </w:r>
             <w:proofErr w:type="spellStart"/>
+            <w:proofErr w:type="gramStart"/>
             <w:r>
               <w:rPr>
                 <w:rFonts w:ascii="Courier New" w:eastAsia="Times New Roman" w:hAnsi="Courier New" w:cs="Courier New"/>
@@ -7151,7 +7374,18 @@
                 <w:szCs w:val="20"/>
                 <w:lang w:val="en-US"/>
               </w:rPr>
-              <w:t>self.execute_query</w:t>
+              <w:t>self.execute</w:t>
+            </w:r>
+            <w:proofErr w:type="gramEnd"/>
+            <w:r>
+              <w:rPr>
+                <w:rFonts w:ascii="Courier New" w:eastAsia="Times New Roman" w:hAnsi="Courier New" w:cs="Courier New"/>
+                <w:bCs/>
+                <w:sz w:val="20"/>
+                <w:szCs w:val="20"/>
+                <w:lang w:val="en-US"/>
+              </w:rPr>
+              <w:t>_query</w:t>
             </w:r>
             <w:proofErr w:type="spellEnd"/>
             <w:r>
@@ -7202,7 +7436,7 @@
         <w:lastRenderedPageBreak/>
         <w:t xml:space="preserve"> </w:t>
       </w:r>
-      <w:bookmarkStart w:id="17" w:name="_Toc224310578"/>
+      <w:bookmarkStart w:id="17" w:name="_Toc227003602"/>
       <w:r>
         <w:t>Разработка дизайна</w:t>
       </w:r>
@@ -7987,7 +8221,7 @@
         <w:ind w:left="284" w:right="284" w:firstLine="709"/>
       </w:pPr>
       <w:bookmarkStart w:id="18" w:name="_Toc224095552"/>
-      <w:bookmarkStart w:id="19" w:name="_Toc224310579"/>
+      <w:bookmarkStart w:id="19" w:name="_Toc227003603"/>
       <w:r>
         <w:lastRenderedPageBreak/>
         <w:t>5 Описание дипломного проекта</w:t>
@@ -8012,7 +8246,7 @@
         </w:numPr>
         <w:ind w:left="284" w:right="284" w:firstLine="709"/>
       </w:pPr>
-      <w:bookmarkStart w:id="21" w:name="_Toc224310580"/>
+      <w:bookmarkStart w:id="21" w:name="_Toc227003604"/>
       <w:r>
         <w:t>5.1 Обоснование выбора инструментальных средств разработки</w:t>
       </w:r>
@@ -8283,7 +8517,7 @@
         </w:numPr>
         <w:ind w:left="284" w:right="284" w:firstLine="709"/>
       </w:pPr>
-      <w:bookmarkStart w:id="22" w:name="_Toc224310581"/>
+      <w:bookmarkStart w:id="22" w:name="_Toc227003605"/>
       <w:r>
         <w:t>5.2</w:t>
       </w:r>
@@ -8399,6 +8633,7 @@
         <w:t>одуль алгоритмов (</w:t>
       </w:r>
       <w:proofErr w:type="spellStart"/>
+      <w:proofErr w:type="gramStart"/>
       <w:r>
         <w:rPr>
           <w:rFonts w:eastAsia="Times New Roman" w:cs="Times New Roman"/>
@@ -8407,6 +8642,7 @@
         <w:t>core.algorithms</w:t>
       </w:r>
       <w:proofErr w:type="spellEnd"/>
+      <w:proofErr w:type="gramEnd"/>
       <w:r>
         <w:rPr>
           <w:rFonts w:eastAsia="Times New Roman" w:cs="Times New Roman"/>
@@ -8415,6 +8651,7 @@
         <w:t>): содержит отдельные классы для каждого метода сжатия: LZ77, LZ78, LZW. Каждый класс реализует методы </w:t>
       </w:r>
       <w:proofErr w:type="spellStart"/>
+      <w:proofErr w:type="gramStart"/>
       <w:r>
         <w:rPr>
           <w:rFonts w:eastAsia="Times New Roman" w:cs="Times New Roman"/>
@@ -8428,23 +8665,40 @@
           <w:rFonts w:eastAsia="Times New Roman" w:cs="Times New Roman"/>
           <w:szCs w:val="28"/>
         </w:rPr>
-        <w:t>() (кодирование) и </w:t>
-      </w:r>
-      <w:proofErr w:type="spellStart"/>
+        <w:t>(</w:t>
+      </w:r>
+      <w:proofErr w:type="gramEnd"/>
       <w:r>
         <w:rPr>
           <w:rFonts w:eastAsia="Times New Roman" w:cs="Times New Roman"/>
           <w:szCs w:val="28"/>
         </w:rPr>
-        <w:t>decode</w:t>
-      </w:r>
-      <w:proofErr w:type="spellEnd"/>
+        <w:t>) (кодирование) и </w:t>
+      </w:r>
+      <w:proofErr w:type="spellStart"/>
+      <w:proofErr w:type="gramStart"/>
       <w:r>
         <w:rPr>
           <w:rFonts w:eastAsia="Times New Roman" w:cs="Times New Roman"/>
           <w:szCs w:val="28"/>
         </w:rPr>
-        <w:t>() (декодирование).</w:t>
+        <w:t>decode</w:t>
+      </w:r>
+      <w:proofErr w:type="spellEnd"/>
+      <w:r>
+        <w:rPr>
+          <w:rFonts w:eastAsia="Times New Roman" w:cs="Times New Roman"/>
+          <w:szCs w:val="28"/>
+        </w:rPr>
+        <w:t>(</w:t>
+      </w:r>
+      <w:proofErr w:type="gramEnd"/>
+      <w:r>
+        <w:rPr>
+          <w:rFonts w:eastAsia="Times New Roman" w:cs="Times New Roman"/>
+          <w:szCs w:val="28"/>
+        </w:rPr>
+        <w:t>) (декодирование).</w:t>
       </w:r>
     </w:p>
     <w:p>
@@ -8481,15 +8735,31 @@
           <w:rFonts w:eastAsia="Times New Roman" w:cs="Times New Roman"/>
           <w:szCs w:val="28"/>
         </w:rPr>
-        <w:t>get_steps</w:t>
-      </w:r>
-      <w:proofErr w:type="spellEnd"/>
+        <w:t>get_</w:t>
+      </w:r>
+      <w:proofErr w:type="gramStart"/>
       <w:r>
         <w:rPr>
           <w:rFonts w:eastAsia="Times New Roman" w:cs="Times New Roman"/>
           <w:szCs w:val="28"/>
         </w:rPr>
-        <w:t>() в каждом алгоритме. Он возвращает список состояний на каждом этапе кодирования (текущий индекс, состояние словаря, найденное совпадение, выходной код). Это позволяет воспроизводить алгоритм кадр за кадром.</w:t>
+        <w:t>steps</w:t>
+      </w:r>
+      <w:proofErr w:type="spellEnd"/>
+      <w:r>
+        <w:rPr>
+          <w:rFonts w:eastAsia="Times New Roman" w:cs="Times New Roman"/>
+          <w:szCs w:val="28"/>
+        </w:rPr>
+        <w:t>(</w:t>
+      </w:r>
+      <w:proofErr w:type="gramEnd"/>
+      <w:r>
+        <w:rPr>
+          <w:rFonts w:eastAsia="Times New Roman" w:cs="Times New Roman"/>
+          <w:szCs w:val="28"/>
+        </w:rPr>
+        <w:t>) в каждом алгоритме. Он возвращает список состояний на каждом этапе кодирования (текущий индекс, состояние словаря, найденное совпадение, выходной код). Это позволяет воспроизводить алгоритм кадр за кадром.</w:t>
       </w:r>
     </w:p>
     <w:p>
@@ -8966,7 +9236,39 @@
           <w:rFonts w:eastAsia="Times New Roman" w:cs="Times New Roman"/>
           <w:szCs w:val="28"/>
         </w:rPr>
-        <w:t>истема событий: Используются декораторы @pyqtSlot() для асинхронной обработки действий пользователя (нажатие кнопок "Следующий шаг", "Пауза", изменение текста), что предотвращает зависание интерфейса при долгих вычислениях.</w:t>
+        <w:t>истема событий</w:t>
+      </w:r>
+      <w:proofErr w:type="gramStart"/>
+      <w:r>
+        <w:rPr>
+          <w:rFonts w:eastAsia="Times New Roman" w:cs="Times New Roman"/>
+          <w:szCs w:val="28"/>
+        </w:rPr>
+        <w:t>: Используются</w:t>
+      </w:r>
+      <w:proofErr w:type="gramEnd"/>
+      <w:r>
+        <w:rPr>
+          <w:rFonts w:eastAsia="Times New Roman" w:cs="Times New Roman"/>
+          <w:szCs w:val="28"/>
+        </w:rPr>
+        <w:t xml:space="preserve"> декораторы @</w:t>
+      </w:r>
+      <w:proofErr w:type="gramStart"/>
+      <w:r>
+        <w:rPr>
+          <w:rFonts w:eastAsia="Times New Roman" w:cs="Times New Roman"/>
+          <w:szCs w:val="28"/>
+        </w:rPr>
+        <w:t>pyqtSlot(</w:t>
+      </w:r>
+      <w:proofErr w:type="gramEnd"/>
+      <w:r>
+        <w:rPr>
+          <w:rFonts w:eastAsia="Times New Roman" w:cs="Times New Roman"/>
+          <w:szCs w:val="28"/>
+        </w:rPr>
+        <w:t>) для асинхронной обработки действий пользователя (нажатие кнопок "Следующий шаг", "Пауза", изменение текста), что предотвращает зависание интерфейса при долгих вычислениях.</w:t>
       </w:r>
     </w:p>
     <w:p>
@@ -8994,7 +9296,7 @@
         </w:numPr>
         <w:ind w:firstLine="709"/>
       </w:pPr>
-      <w:bookmarkStart w:id="23" w:name="_Toc224310582"/>
+      <w:bookmarkStart w:id="23" w:name="_Toc227003606"/>
       <w:r>
         <w:t>5</w:t>
       </w:r>
@@ -9023,6 +9325,9 @@
         <w:jc w:val="center"/>
       </w:pPr>
       <w:r>
+        <w:rPr>
+          <w:noProof/>
+        </w:rPr>
         <w:drawing>
           <wp:inline distT="0" distB="0" distL="0" distR="0" wp14:anchorId="2D84AFA7" wp14:editId="5FA4B422">
             <wp:extent cx="4482656" cy="4697730"/>
@@ -9087,6 +9392,9 @@
         <w:jc w:val="center"/>
       </w:pPr>
       <w:r>
+        <w:rPr>
+          <w:noProof/>
+        </w:rPr>
         <w:drawing>
           <wp:inline distT="0" distB="0" distL="0" distR="0" wp14:anchorId="01C8F2E6" wp14:editId="4F69C9C0">
             <wp:extent cx="5137785" cy="1316355"/>
@@ -9151,6 +9459,9 @@
         <w:jc w:val="center"/>
       </w:pPr>
       <w:r>
+        <w:rPr>
+          <w:noProof/>
+        </w:rPr>
         <w:lastRenderedPageBreak/>
         <w:drawing>
           <wp:inline distT="0" distB="0" distL="0" distR="0" wp14:anchorId="7735C75E" wp14:editId="37C096B2">
@@ -9216,6 +9527,9 @@
         <w:jc w:val="center"/>
       </w:pPr>
       <w:r>
+        <w:rPr>
+          <w:noProof/>
+        </w:rPr>
         <w:drawing>
           <wp:inline distT="0" distB="0" distL="0" distR="0" wp14:anchorId="323990FB" wp14:editId="70701A7C">
             <wp:extent cx="3853113" cy="1162050"/>
@@ -9280,6 +9594,9 @@
         <w:jc w:val="center"/>
       </w:pPr>
       <w:r>
+        <w:rPr>
+          <w:noProof/>
+        </w:rPr>
         <w:drawing>
           <wp:inline distT="0" distB="0" distL="0" distR="0" wp14:anchorId="04546FE0" wp14:editId="11CD272C">
             <wp:extent cx="4855845" cy="1498600"/>
@@ -9357,7 +9674,7 @@
         <w:spacing w:before="200" w:after="200"/>
         <w:ind w:left="284" w:right="284" w:firstLine="709"/>
       </w:pPr>
-      <w:bookmarkStart w:id="24" w:name="_Toc224310583"/>
+      <w:bookmarkStart w:id="24" w:name="_Toc227003607"/>
       <w:r>
         <w:lastRenderedPageBreak/>
         <w:t>Заключение</w:t>
@@ -9764,27 +10081,21 @@
         <w:spacing w:after="240"/>
         <w:ind w:left="1277"/>
         <w:jc w:val="right"/>
-        <w:rPr>
-          <w:lang w:val="en-US"/>
-        </w:rPr>
-      </w:pPr>
-      <w:bookmarkStart w:id="25" w:name="_Toc224310584"/>
-      <w:bookmarkStart w:id="26" w:name="Приложение"/>
+      </w:pPr>
+      <w:bookmarkStart w:id="25" w:name="Приложение"/>
+      <w:bookmarkStart w:id="26" w:name="_Toc227003608"/>
       <w:r>
         <w:t>Приложение</w:t>
       </w:r>
       <w:r>
-        <w:rPr>
-          <w:lang w:val="en-US"/>
-        </w:rPr>
         <w:t xml:space="preserve"> </w:t>
       </w:r>
       <w:r>
         <w:t>А</w:t>
       </w:r>
-      <w:bookmarkEnd w:id="25"/>
+      <w:bookmarkEnd w:id="26"/>
     </w:p>
-    <w:bookmarkEnd w:id="26"/>
+    <w:bookmarkEnd w:id="25"/>
     <w:p>
       <w:pPr>
         <w:autoSpaceDE w:val="0"/>
@@ -9795,7 +10106,6 @@
           <w:rFonts w:cs="Times New Roman"/>
           <w:color w:val="000000" w:themeColor="text1"/>
           <w:szCs w:val="28"/>
-          <w:lang w:val="en-US"/>
         </w:rPr>
       </w:pPr>
       <w:r>
@@ -9805,8 +10115,44 @@
           <w:szCs w:val="28"/>
           <w:lang w:val="en-US"/>
         </w:rPr>
-        <w:t>Main_window.py</w:t>
-      </w:r>
+        <w:t>Main</w:t>
+      </w:r>
+      <w:r>
+        <w:rPr>
+          <w:rFonts w:cs="Times New Roman"/>
+          <w:color w:val="000000" w:themeColor="text1"/>
+          <w:szCs w:val="28"/>
+        </w:rPr>
+        <w:t>_</w:t>
+      </w:r>
+      <w:r>
+        <w:rPr>
+          <w:rFonts w:cs="Times New Roman"/>
+          <w:color w:val="000000" w:themeColor="text1"/>
+          <w:szCs w:val="28"/>
+          <w:lang w:val="en-US"/>
+        </w:rPr>
+        <w:t>window</w:t>
+      </w:r>
+      <w:r>
+        <w:rPr>
+          <w:rFonts w:cs="Times New Roman"/>
+          <w:color w:val="000000" w:themeColor="text1"/>
+          <w:szCs w:val="28"/>
+        </w:rPr>
+        <w:t>.</w:t>
+      </w:r>
+      <w:proofErr w:type="spellStart"/>
+      <w:r>
+        <w:rPr>
+          <w:rFonts w:cs="Times New Roman"/>
+          <w:color w:val="000000" w:themeColor="text1"/>
+          <w:szCs w:val="28"/>
+          <w:lang w:val="en-US"/>
+        </w:rPr>
+        <w:t>py</w:t>
+      </w:r>
+      <w:proofErr w:type="spellEnd"/>
     </w:p>
     <w:p>
       <w:pPr>
@@ -9831,7 +10177,77 @@
           <w:szCs w:val="24"/>
           <w:lang w:val="en-US"/>
         </w:rPr>
-        <w:t>from PyQt5.QtWidgets import (</w:t>
+        <w:t>from</w:t>
+      </w:r>
+      <w:r>
+        <w:rPr>
+          <w:rFonts w:ascii="Courier New" w:hAnsi="Courier New" w:cs="Courier New"/>
+          <w:color w:val="000000" w:themeColor="text1"/>
+          <w:sz w:val="24"/>
+          <w:szCs w:val="24"/>
+        </w:rPr>
+        <w:t xml:space="preserve"> </w:t>
+      </w:r>
+      <w:proofErr w:type="spellStart"/>
+      <w:r>
+        <w:rPr>
+          <w:rFonts w:ascii="Courier New" w:hAnsi="Courier New" w:cs="Courier New"/>
+          <w:color w:val="000000" w:themeColor="text1"/>
+          <w:sz w:val="24"/>
+          <w:szCs w:val="24"/>
+          <w:lang w:val="en-US"/>
+        </w:rPr>
+        <w:t>PyQt</w:t>
+      </w:r>
+      <w:proofErr w:type="spellEnd"/>
+      <w:r>
+        <w:rPr>
+          <w:rFonts w:ascii="Courier New" w:hAnsi="Courier New" w:cs="Courier New"/>
+          <w:color w:val="000000" w:themeColor="text1"/>
+          <w:sz w:val="24"/>
+          <w:szCs w:val="24"/>
+        </w:rPr>
+        <w:t>5.</w:t>
+      </w:r>
+      <w:proofErr w:type="spellStart"/>
+      <w:r>
+        <w:rPr>
+          <w:rFonts w:ascii="Courier New" w:hAnsi="Courier New" w:cs="Courier New"/>
+          <w:color w:val="000000" w:themeColor="text1"/>
+          <w:sz w:val="24"/>
+          <w:szCs w:val="24"/>
+          <w:lang w:val="en-US"/>
+        </w:rPr>
+        <w:t>QtWidgets</w:t>
+      </w:r>
+      <w:proofErr w:type="spellEnd"/>
+      <w:r>
+        <w:rPr>
+          <w:rFonts w:ascii="Courier New" w:hAnsi="Courier New" w:cs="Courier New"/>
+          <w:color w:val="000000" w:themeColor="text1"/>
+          <w:sz w:val="24"/>
+          <w:szCs w:val="24"/>
+        </w:rPr>
+        <w:t xml:space="preserve"> </w:t>
+      </w:r>
+      <w:r>
+        <w:rPr>
+          <w:rFonts w:ascii="Courier New" w:hAnsi="Courier New" w:cs="Courier New"/>
+          <w:color w:val="000000" w:themeColor="text1"/>
+          <w:sz w:val="24"/>
+          <w:szCs w:val="24"/>
+          <w:lang w:val="en-US"/>
+        </w:rPr>
+        <w:t>import</w:t>
+      </w:r>
+      <w:r>
+        <w:rPr>
+          <w:rFonts w:ascii="Courier New" w:hAnsi="Courier New" w:cs="Courier New"/>
+          <w:color w:val="000000" w:themeColor="text1"/>
+          <w:sz w:val="24"/>
+          <w:szCs w:val="24"/>
+        </w:rPr>
+        <w:t xml:space="preserve"> (</w:t>
       </w:r>
       <w:proofErr w:type="spellStart"/>
       <w:r>
@@ -9851,7 +10267,6 @@
           <w:color w:val="000000" w:themeColor="text1"/>
           <w:sz w:val="24"/>
           <w:szCs w:val="24"/>
-          <w:lang w:val="en-US"/>
         </w:rPr>
         <w:t xml:space="preserve">, </w:t>
       </w:r>
@@ -9873,7 +10288,6 @@
           <w:color w:val="000000" w:themeColor="text1"/>
           <w:sz w:val="24"/>
           <w:szCs w:val="24"/>
-          <w:lang w:val="en-US"/>
         </w:rPr>
         <w:t xml:space="preserve">, </w:t>
       </w:r>
@@ -9895,7 +10309,6 @@
           <w:color w:val="000000" w:themeColor="text1"/>
           <w:sz w:val="24"/>
           <w:szCs w:val="24"/>
-          <w:lang w:val="en-US"/>
         </w:rPr>
         <w:t xml:space="preserve">, </w:t>
       </w:r>
@@ -9917,7 +10330,6 @@
           <w:color w:val="000000" w:themeColor="text1"/>
           <w:sz w:val="24"/>
           <w:szCs w:val="24"/>
-          <w:lang w:val="en-US"/>
         </w:rPr>
         <w:t>,</w:t>
       </w:r>
@@ -9927,7 +10339,6 @@
           <w:color w:val="000000" w:themeColor="text1"/>
           <w:sz w:val="24"/>
           <w:szCs w:val="24"/>
-          <w:lang w:val="en-US"/>
         </w:rPr>
         <w:br/>
         <w:t xml:space="preserve">                             </w:t>
@@ -9950,7 +10361,6 @@
           <w:color w:val="000000" w:themeColor="text1"/>
           <w:sz w:val="24"/>
           <w:szCs w:val="24"/>
-          <w:lang w:val="en-US"/>
         </w:rPr>
         <w:t xml:space="preserve">, </w:t>
       </w:r>
@@ -9972,7 +10382,6 @@
           <w:color w:val="000000" w:themeColor="text1"/>
           <w:sz w:val="24"/>
           <w:szCs w:val="24"/>
-          <w:lang w:val="en-US"/>
         </w:rPr>
         <w:t xml:space="preserve">, </w:t>
       </w:r>
@@ -9994,7 +10403,6 @@
           <w:color w:val="000000" w:themeColor="text1"/>
           <w:sz w:val="24"/>
           <w:szCs w:val="24"/>
-          <w:lang w:val="en-US"/>
         </w:rPr>
         <w:t>,</w:t>
       </w:r>
@@ -10004,7 +10412,6 @@
           <w:color w:val="000000" w:themeColor="text1"/>
           <w:sz w:val="24"/>
           <w:szCs w:val="24"/>
-          <w:lang w:val="en-US"/>
         </w:rPr>
         <w:br/>
         <w:t xml:space="preserve">                             </w:t>
@@ -10027,7 +10434,6 @@
           <w:color w:val="000000" w:themeColor="text1"/>
           <w:sz w:val="24"/>
           <w:szCs w:val="24"/>
-          <w:lang w:val="en-US"/>
         </w:rPr>
         <w:t xml:space="preserve">, </w:t>
       </w:r>
@@ -10049,7 +10455,6 @@
           <w:color w:val="000000" w:themeColor="text1"/>
           <w:sz w:val="24"/>
           <w:szCs w:val="24"/>
-          <w:lang w:val="en-US"/>
         </w:rPr>
         <w:t xml:space="preserve">, </w:t>
       </w:r>
@@ -10071,7 +10476,6 @@
           <w:color w:val="000000" w:themeColor="text1"/>
           <w:sz w:val="24"/>
           <w:szCs w:val="24"/>
-          <w:lang w:val="en-US"/>
         </w:rPr>
         <w:t xml:space="preserve">, </w:t>
       </w:r>
@@ -10093,7 +10497,6 @@
           <w:color w:val="000000" w:themeColor="text1"/>
           <w:sz w:val="24"/>
           <w:szCs w:val="24"/>
-          <w:lang w:val="en-US"/>
         </w:rPr>
         <w:t>,</w:t>
       </w:r>
@@ -10103,7 +10506,6 @@
           <w:color w:val="000000" w:themeColor="text1"/>
           <w:sz w:val="24"/>
           <w:szCs w:val="24"/>
-          <w:lang w:val="en-US"/>
         </w:rPr>
         <w:br/>
         <w:t xml:space="preserve">                             </w:t>
@@ -10126,7 +10528,6 @@
           <w:color w:val="000000" w:themeColor="text1"/>
           <w:sz w:val="24"/>
           <w:szCs w:val="24"/>
-          <w:lang w:val="en-US"/>
         </w:rPr>
         <w:t xml:space="preserve">, </w:t>
       </w:r>
@@ -10148,7 +10549,6 @@
           <w:color w:val="000000" w:themeColor="text1"/>
           <w:sz w:val="24"/>
           <w:szCs w:val="24"/>
-          <w:lang w:val="en-US"/>
         </w:rPr>
         <w:t xml:space="preserve">, </w:t>
       </w:r>
@@ -10170,7 +10570,6 @@
           <w:color w:val="000000" w:themeColor="text1"/>
           <w:sz w:val="24"/>
           <w:szCs w:val="24"/>
-          <w:lang w:val="en-US"/>
         </w:rPr>
         <w:t xml:space="preserve">, </w:t>
       </w:r>
@@ -10192,7 +10591,6 @@
           <w:color w:val="000000" w:themeColor="text1"/>
           <w:sz w:val="24"/>
           <w:szCs w:val="24"/>
-          <w:lang w:val="en-US"/>
         </w:rPr>
         <w:t>,</w:t>
       </w:r>
@@ -10202,7 +10600,6 @@
           <w:color w:val="000000" w:themeColor="text1"/>
           <w:sz w:val="24"/>
           <w:szCs w:val="24"/>
-          <w:lang w:val="en-US"/>
         </w:rPr>
         <w:br/>
         <w:t xml:space="preserve">                             </w:t>
@@ -10225,7 +10622,6 @@
           <w:color w:val="000000" w:themeColor="text1"/>
           <w:sz w:val="24"/>
           <w:szCs w:val="24"/>
-          <w:lang w:val="en-US"/>
         </w:rPr>
         <w:t xml:space="preserve">, </w:t>
       </w:r>
@@ -10247,7 +10643,6 @@
           <w:color w:val="000000" w:themeColor="text1"/>
           <w:sz w:val="24"/>
           <w:szCs w:val="24"/>
-          <w:lang w:val="en-US"/>
         </w:rPr>
         <w:t xml:space="preserve">, </w:t>
       </w:r>
@@ -10269,7 +10664,6 @@
           <w:color w:val="000000" w:themeColor="text1"/>
           <w:sz w:val="24"/>
           <w:szCs w:val="24"/>
-          <w:lang w:val="en-US"/>
         </w:rPr>
         <w:t xml:space="preserve">, </w:t>
       </w:r>
@@ -10291,7 +10685,6 @@
           <w:color w:val="000000" w:themeColor="text1"/>
           <w:sz w:val="24"/>
           <w:szCs w:val="24"/>
-          <w:lang w:val="en-US"/>
         </w:rPr>
         <w:t>)</w:t>
       </w:r>
@@ -10301,76 +10694,282 @@
           <w:color w:val="000000" w:themeColor="text1"/>
           <w:sz w:val="24"/>
           <w:szCs w:val="24"/>
-          <w:lang w:val="en-US"/>
-        </w:rPr>
-        <w:br/>
-        <w:t>from PyQt5.QtCore import Qt</w:t>
-      </w:r>
-      <w:r>
-        <w:rPr>
-          <w:rFonts w:ascii="Courier New" w:hAnsi="Courier New" w:cs="Courier New"/>
-          <w:color w:val="000000" w:themeColor="text1"/>
-          <w:sz w:val="24"/>
-          <w:szCs w:val="24"/>
-          <w:lang w:val="en-US"/>
-        </w:rPr>
-        <w:br/>
-        <w:t xml:space="preserve">from </w:t>
-      </w:r>
-      <w:proofErr w:type="spellStart"/>
-      <w:r>
-        <w:rPr>
-          <w:rFonts w:ascii="Courier New" w:hAnsi="Courier New" w:cs="Courier New"/>
-          <w:color w:val="000000" w:themeColor="text1"/>
-          <w:sz w:val="24"/>
-          <w:szCs w:val="24"/>
-          <w:lang w:val="en-US"/>
-        </w:rPr>
-        <w:t>src.database</w:t>
-      </w:r>
-      <w:proofErr w:type="spellEnd"/>
-      <w:r>
-        <w:rPr>
-          <w:rFonts w:ascii="Courier New" w:hAnsi="Courier New" w:cs="Courier New"/>
-          <w:color w:val="000000" w:themeColor="text1"/>
-          <w:sz w:val="24"/>
-          <w:szCs w:val="24"/>
-          <w:lang w:val="en-US"/>
-        </w:rPr>
-        <w:t xml:space="preserve"> import Database</w:t>
-      </w:r>
-      <w:r>
-        <w:rPr>
-          <w:rFonts w:ascii="Courier New" w:hAnsi="Courier New" w:cs="Courier New"/>
-          <w:color w:val="000000" w:themeColor="text1"/>
-          <w:sz w:val="24"/>
-          <w:szCs w:val="24"/>
-          <w:lang w:val="en-US"/>
-        </w:rPr>
-        <w:br/>
-        <w:t xml:space="preserve">from </w:t>
-      </w:r>
-      <w:proofErr w:type="spellStart"/>
-      <w:r>
-        <w:rPr>
-          <w:rFonts w:ascii="Courier New" w:hAnsi="Courier New" w:cs="Courier New"/>
-          <w:color w:val="000000" w:themeColor="text1"/>
-          <w:sz w:val="24"/>
-          <w:szCs w:val="24"/>
-          <w:lang w:val="en-US"/>
-        </w:rPr>
-        <w:t>src.auth</w:t>
-      </w:r>
-      <w:proofErr w:type="spellEnd"/>
-      <w:r>
-        <w:rPr>
-          <w:rFonts w:ascii="Courier New" w:hAnsi="Courier New" w:cs="Courier New"/>
-          <w:color w:val="000000" w:themeColor="text1"/>
-          <w:sz w:val="24"/>
-          <w:szCs w:val="24"/>
-          <w:lang w:val="en-US"/>
-        </w:rPr>
-        <w:t xml:space="preserve"> import </w:t>
+        </w:rPr>
+        <w:br/>
+      </w:r>
+      <w:r>
+        <w:rPr>
+          <w:rFonts w:ascii="Courier New" w:hAnsi="Courier New" w:cs="Courier New"/>
+          <w:color w:val="000000" w:themeColor="text1"/>
+          <w:sz w:val="24"/>
+          <w:szCs w:val="24"/>
+          <w:lang w:val="en-US"/>
+        </w:rPr>
+        <w:t>from</w:t>
+      </w:r>
+      <w:r>
+        <w:rPr>
+          <w:rFonts w:ascii="Courier New" w:hAnsi="Courier New" w:cs="Courier New"/>
+          <w:color w:val="000000" w:themeColor="text1"/>
+          <w:sz w:val="24"/>
+          <w:szCs w:val="24"/>
+        </w:rPr>
+        <w:t xml:space="preserve"> </w:t>
+      </w:r>
+      <w:proofErr w:type="spellStart"/>
+      <w:r>
+        <w:rPr>
+          <w:rFonts w:ascii="Courier New" w:hAnsi="Courier New" w:cs="Courier New"/>
+          <w:color w:val="000000" w:themeColor="text1"/>
+          <w:sz w:val="24"/>
+          <w:szCs w:val="24"/>
+          <w:lang w:val="en-US"/>
+        </w:rPr>
+        <w:t>PyQt</w:t>
+      </w:r>
+      <w:proofErr w:type="spellEnd"/>
+      <w:r>
+        <w:rPr>
+          <w:rFonts w:ascii="Courier New" w:hAnsi="Courier New" w:cs="Courier New"/>
+          <w:color w:val="000000" w:themeColor="text1"/>
+          <w:sz w:val="24"/>
+          <w:szCs w:val="24"/>
+        </w:rPr>
+        <w:t>5.</w:t>
+      </w:r>
+      <w:proofErr w:type="spellStart"/>
+      <w:r>
+        <w:rPr>
+          <w:rFonts w:ascii="Courier New" w:hAnsi="Courier New" w:cs="Courier New"/>
+          <w:color w:val="000000" w:themeColor="text1"/>
+          <w:sz w:val="24"/>
+          <w:szCs w:val="24"/>
+          <w:lang w:val="en-US"/>
+        </w:rPr>
+        <w:t>QtCore</w:t>
+      </w:r>
+      <w:proofErr w:type="spellEnd"/>
+      <w:r>
+        <w:rPr>
+          <w:rFonts w:ascii="Courier New" w:hAnsi="Courier New" w:cs="Courier New"/>
+          <w:color w:val="000000" w:themeColor="text1"/>
+          <w:sz w:val="24"/>
+          <w:szCs w:val="24"/>
+        </w:rPr>
+        <w:t xml:space="preserve"> </w:t>
+      </w:r>
+      <w:r>
+        <w:rPr>
+          <w:rFonts w:ascii="Courier New" w:hAnsi="Courier New" w:cs="Courier New"/>
+          <w:color w:val="000000" w:themeColor="text1"/>
+          <w:sz w:val="24"/>
+          <w:szCs w:val="24"/>
+          <w:lang w:val="en-US"/>
+        </w:rPr>
+        <w:t>import</w:t>
+      </w:r>
+      <w:r>
+        <w:rPr>
+          <w:rFonts w:ascii="Courier New" w:hAnsi="Courier New" w:cs="Courier New"/>
+          <w:color w:val="000000" w:themeColor="text1"/>
+          <w:sz w:val="24"/>
+          <w:szCs w:val="24"/>
+        </w:rPr>
+        <w:t xml:space="preserve"> </w:t>
+      </w:r>
+      <w:r>
+        <w:rPr>
+          <w:rFonts w:ascii="Courier New" w:hAnsi="Courier New" w:cs="Courier New"/>
+          <w:color w:val="000000" w:themeColor="text1"/>
+          <w:sz w:val="24"/>
+          <w:szCs w:val="24"/>
+          <w:lang w:val="en-US"/>
+        </w:rPr>
+        <w:t>Qt</w:t>
+      </w:r>
+      <w:r>
+        <w:rPr>
+          <w:rFonts w:ascii="Courier New" w:hAnsi="Courier New" w:cs="Courier New"/>
+          <w:color w:val="000000" w:themeColor="text1"/>
+          <w:sz w:val="24"/>
+          <w:szCs w:val="24"/>
+        </w:rPr>
+        <w:br/>
+      </w:r>
+      <w:r>
+        <w:rPr>
+          <w:rFonts w:ascii="Courier New" w:hAnsi="Courier New" w:cs="Courier New"/>
+          <w:color w:val="000000" w:themeColor="text1"/>
+          <w:sz w:val="24"/>
+          <w:szCs w:val="24"/>
+          <w:lang w:val="en-US"/>
+        </w:rPr>
+        <w:t>from</w:t>
+      </w:r>
+      <w:r>
+        <w:rPr>
+          <w:rFonts w:ascii="Courier New" w:hAnsi="Courier New" w:cs="Courier New"/>
+          <w:color w:val="000000" w:themeColor="text1"/>
+          <w:sz w:val="24"/>
+          <w:szCs w:val="24"/>
+        </w:rPr>
+        <w:t xml:space="preserve"> </w:t>
+      </w:r>
+      <w:proofErr w:type="spellStart"/>
+      <w:r>
+        <w:rPr>
+          <w:rFonts w:ascii="Courier New" w:hAnsi="Courier New" w:cs="Courier New"/>
+          <w:color w:val="000000" w:themeColor="text1"/>
+          <w:sz w:val="24"/>
+          <w:szCs w:val="24"/>
+          <w:lang w:val="en-US"/>
+        </w:rPr>
+        <w:t>src</w:t>
+      </w:r>
+      <w:proofErr w:type="spellEnd"/>
+      <w:r>
+        <w:rPr>
+          <w:rFonts w:ascii="Courier New" w:hAnsi="Courier New" w:cs="Courier New"/>
+          <w:color w:val="000000" w:themeColor="text1"/>
+          <w:sz w:val="24"/>
+          <w:szCs w:val="24"/>
+        </w:rPr>
+        <w:t>.</w:t>
+      </w:r>
+      <w:r>
+        <w:rPr>
+          <w:rFonts w:ascii="Courier New" w:hAnsi="Courier New" w:cs="Courier New"/>
+          <w:color w:val="000000" w:themeColor="text1"/>
+          <w:sz w:val="24"/>
+          <w:szCs w:val="24"/>
+          <w:lang w:val="en-US"/>
+        </w:rPr>
+        <w:t>database</w:t>
+      </w:r>
+      <w:r>
+        <w:rPr>
+          <w:rFonts w:ascii="Courier New" w:hAnsi="Courier New" w:cs="Courier New"/>
+          <w:color w:val="000000" w:themeColor="text1"/>
+          <w:sz w:val="24"/>
+          <w:szCs w:val="24"/>
+        </w:rPr>
+        <w:t xml:space="preserve"> </w:t>
+      </w:r>
+      <w:r>
+        <w:rPr>
+          <w:rFonts w:ascii="Courier New" w:hAnsi="Courier New" w:cs="Courier New"/>
+          <w:color w:val="000000" w:themeColor="text1"/>
+          <w:sz w:val="24"/>
+          <w:szCs w:val="24"/>
+          <w:lang w:val="en-US"/>
+        </w:rPr>
+        <w:t>import</w:t>
+      </w:r>
+      <w:r>
+        <w:rPr>
+          <w:rFonts w:ascii="Courier New" w:hAnsi="Courier New" w:cs="Courier New"/>
+          <w:color w:val="000000" w:themeColor="text1"/>
+          <w:sz w:val="24"/>
+          <w:szCs w:val="24"/>
+        </w:rPr>
+        <w:t xml:space="preserve"> </w:t>
+      </w:r>
+      <w:r>
+        <w:rPr>
+          <w:rFonts w:ascii="Courier New" w:hAnsi="Courier New" w:cs="Courier New"/>
+          <w:color w:val="000000" w:themeColor="text1"/>
+          <w:sz w:val="24"/>
+          <w:szCs w:val="24"/>
+          <w:lang w:val="en-US"/>
+        </w:rPr>
+        <w:t>Database</w:t>
+      </w:r>
+      <w:r>
+        <w:rPr>
+          <w:rFonts w:ascii="Courier New" w:hAnsi="Courier New" w:cs="Courier New"/>
+          <w:color w:val="000000" w:themeColor="text1"/>
+          <w:sz w:val="24"/>
+          <w:szCs w:val="24"/>
+        </w:rPr>
+        <w:br/>
+      </w:r>
+      <w:r>
+        <w:rPr>
+          <w:rFonts w:ascii="Courier New" w:hAnsi="Courier New" w:cs="Courier New"/>
+          <w:color w:val="000000" w:themeColor="text1"/>
+          <w:sz w:val="24"/>
+          <w:szCs w:val="24"/>
+          <w:lang w:val="en-US"/>
+        </w:rPr>
+        <w:t>from</w:t>
+      </w:r>
+      <w:r>
+        <w:rPr>
+          <w:rFonts w:ascii="Courier New" w:hAnsi="Courier New" w:cs="Courier New"/>
+          <w:color w:val="000000" w:themeColor="text1"/>
+          <w:sz w:val="24"/>
+          <w:szCs w:val="24"/>
+        </w:rPr>
+        <w:t xml:space="preserve"> </w:t>
+      </w:r>
+      <w:proofErr w:type="spellStart"/>
+      <w:r>
+        <w:rPr>
+          <w:rFonts w:ascii="Courier New" w:hAnsi="Courier New" w:cs="Courier New"/>
+          <w:color w:val="000000" w:themeColor="text1"/>
+          <w:sz w:val="24"/>
+          <w:szCs w:val="24"/>
+          <w:lang w:val="en-US"/>
+        </w:rPr>
+        <w:t>src</w:t>
+      </w:r>
+      <w:proofErr w:type="spellEnd"/>
+      <w:r>
+        <w:rPr>
+          <w:rFonts w:ascii="Courier New" w:hAnsi="Courier New" w:cs="Courier New"/>
+          <w:color w:val="000000" w:themeColor="text1"/>
+          <w:sz w:val="24"/>
+          <w:szCs w:val="24"/>
+        </w:rPr>
+        <w:t>.</w:t>
+      </w:r>
+      <w:r>
+        <w:rPr>
+          <w:rFonts w:ascii="Courier New" w:hAnsi="Courier New" w:cs="Courier New"/>
+          <w:color w:val="000000" w:themeColor="text1"/>
+          <w:sz w:val="24"/>
+          <w:szCs w:val="24"/>
+          <w:lang w:val="en-US"/>
+        </w:rPr>
+        <w:t>auth</w:t>
+      </w:r>
+      <w:r>
+        <w:rPr>
+          <w:rFonts w:ascii="Courier New" w:hAnsi="Courier New" w:cs="Courier New"/>
+          <w:color w:val="000000" w:themeColor="text1"/>
+          <w:sz w:val="24"/>
+          <w:szCs w:val="24"/>
+        </w:rPr>
+        <w:t xml:space="preserve"> </w:t>
+      </w:r>
+      <w:r>
+        <w:rPr>
+          <w:rFonts w:ascii="Courier New" w:hAnsi="Courier New" w:cs="Courier New"/>
+          <w:color w:val="000000" w:themeColor="text1"/>
+          <w:sz w:val="24"/>
+          <w:szCs w:val="24"/>
+          <w:lang w:val="en-US"/>
+        </w:rPr>
+        <w:t>import</w:t>
+      </w:r>
+      <w:r>
+        <w:rPr>
+          <w:rFonts w:ascii="Courier New" w:hAnsi="Courier New" w:cs="Courier New"/>
+          <w:color w:val="000000" w:themeColor="text1"/>
+          <w:sz w:val="24"/>
+          <w:szCs w:val="24"/>
+        </w:rPr>
+        <w:t xml:space="preserve"> </w:t>
       </w:r>
       <w:proofErr w:type="spellStart"/>
       <w:r>
@@ -10390,32 +10989,86 @@
           <w:color w:val="000000" w:themeColor="text1"/>
           <w:sz w:val="24"/>
           <w:szCs w:val="24"/>
-          <w:lang w:val="en-US"/>
-        </w:rPr>
-        <w:br/>
-        <w:t xml:space="preserve">from </w:t>
-      </w:r>
-      <w:proofErr w:type="spellStart"/>
-      <w:r>
-        <w:rPr>
-          <w:rFonts w:ascii="Courier New" w:hAnsi="Courier New" w:cs="Courier New"/>
-          <w:color w:val="000000" w:themeColor="text1"/>
-          <w:sz w:val="24"/>
-          <w:szCs w:val="24"/>
-          <w:lang w:val="en-US"/>
-        </w:rPr>
-        <w:t>src.statistics</w:t>
-      </w:r>
-      <w:proofErr w:type="spellEnd"/>
-      <w:r>
-        <w:rPr>
-          <w:rFonts w:ascii="Courier New" w:hAnsi="Courier New" w:cs="Courier New"/>
-          <w:color w:val="000000" w:themeColor="text1"/>
-          <w:sz w:val="24"/>
-          <w:szCs w:val="24"/>
-          <w:lang w:val="en-US"/>
-        </w:rPr>
-        <w:t xml:space="preserve"> import </w:t>
+        </w:rPr>
+        <w:br/>
+      </w:r>
+      <w:r>
+        <w:rPr>
+          <w:rFonts w:ascii="Courier New" w:hAnsi="Courier New" w:cs="Courier New"/>
+          <w:color w:val="000000" w:themeColor="text1"/>
+          <w:sz w:val="24"/>
+          <w:szCs w:val="24"/>
+          <w:lang w:val="en-US"/>
+        </w:rPr>
+        <w:t>from</w:t>
+      </w:r>
+      <w:r>
+        <w:rPr>
+          <w:rFonts w:ascii="Courier New" w:hAnsi="Courier New" w:cs="Courier New"/>
+          <w:color w:val="000000" w:themeColor="text1"/>
+          <w:sz w:val="24"/>
+          <w:szCs w:val="24"/>
+        </w:rPr>
+        <w:t xml:space="preserve"> </w:t>
+      </w:r>
+      <w:proofErr w:type="spellStart"/>
+      <w:r>
+        <w:rPr>
+          <w:rFonts w:ascii="Courier New" w:hAnsi="Courier New" w:cs="Courier New"/>
+          <w:color w:val="000000" w:themeColor="text1"/>
+          <w:sz w:val="24"/>
+          <w:szCs w:val="24"/>
+          <w:lang w:val="en-US"/>
+        </w:rPr>
+        <w:t>src</w:t>
+      </w:r>
+      <w:proofErr w:type="spellEnd"/>
+      <w:r>
+        <w:rPr>
+          <w:rFonts w:ascii="Courier New" w:hAnsi="Courier New" w:cs="Courier New"/>
+          <w:color w:val="000000" w:themeColor="text1"/>
+          <w:sz w:val="24"/>
+          <w:szCs w:val="24"/>
+        </w:rPr>
+        <w:t>.</w:t>
+      </w:r>
+      <w:r>
+        <w:rPr>
+          <w:rFonts w:ascii="Courier New" w:hAnsi="Courier New" w:cs="Courier New"/>
+          <w:color w:val="000000" w:themeColor="text1"/>
+          <w:sz w:val="24"/>
+          <w:szCs w:val="24"/>
+          <w:lang w:val="en-US"/>
+        </w:rPr>
+        <w:t>statistics</w:t>
+      </w:r>
+      <w:r>
+        <w:rPr>
+          <w:rFonts w:ascii="Courier New" w:hAnsi="Courier New" w:cs="Courier New"/>
+          <w:color w:val="000000" w:themeColor="text1"/>
+          <w:sz w:val="24"/>
+          <w:szCs w:val="24"/>
+        </w:rPr>
+        <w:t xml:space="preserve"> </w:t>
+      </w:r>
+      <w:r>
+        <w:rPr>
+          <w:rFonts w:ascii="Courier New" w:hAnsi="Courier New" w:cs="Courier New"/>
+          <w:color w:val="000000" w:themeColor="text1"/>
+          <w:sz w:val="24"/>
+          <w:szCs w:val="24"/>
+          <w:lang w:val="en-US"/>
+        </w:rPr>
+        <w:t>import</w:t>
+      </w:r>
+      <w:r>
+        <w:rPr>
+          <w:rFonts w:ascii="Courier New" w:hAnsi="Courier New" w:cs="Courier New"/>
+          <w:color w:val="000000" w:themeColor="text1"/>
+          <w:sz w:val="24"/>
+          <w:szCs w:val="24"/>
+        </w:rPr>
+        <w:t xml:space="preserve"> </w:t>
       </w:r>
       <w:proofErr w:type="spellStart"/>
       <w:r>
@@ -10435,32 +11088,107 @@
           <w:color w:val="000000" w:themeColor="text1"/>
           <w:sz w:val="24"/>
           <w:szCs w:val="24"/>
-          <w:lang w:val="en-US"/>
-        </w:rPr>
-        <w:br/>
-        <w:t xml:space="preserve">from </w:t>
-      </w:r>
-      <w:proofErr w:type="spellStart"/>
-      <w:r>
-        <w:rPr>
-          <w:rFonts w:ascii="Courier New" w:hAnsi="Courier New" w:cs="Courier New"/>
-          <w:color w:val="000000" w:themeColor="text1"/>
-          <w:sz w:val="24"/>
-          <w:szCs w:val="24"/>
-          <w:lang w:val="en-US"/>
-        </w:rPr>
-        <w:t>src.qr_generator</w:t>
-      </w:r>
-      <w:proofErr w:type="spellEnd"/>
-      <w:r>
-        <w:rPr>
-          <w:rFonts w:ascii="Courier New" w:hAnsi="Courier New" w:cs="Courier New"/>
-          <w:color w:val="000000" w:themeColor="text1"/>
-          <w:sz w:val="24"/>
-          <w:szCs w:val="24"/>
-          <w:lang w:val="en-US"/>
-        </w:rPr>
-        <w:t xml:space="preserve"> import </w:t>
+        </w:rPr>
+        <w:br/>
+      </w:r>
+      <w:r>
+        <w:rPr>
+          <w:rFonts w:ascii="Courier New" w:hAnsi="Courier New" w:cs="Courier New"/>
+          <w:color w:val="000000" w:themeColor="text1"/>
+          <w:sz w:val="24"/>
+          <w:szCs w:val="24"/>
+          <w:lang w:val="en-US"/>
+        </w:rPr>
+        <w:t>from</w:t>
+      </w:r>
+      <w:r>
+        <w:rPr>
+          <w:rFonts w:ascii="Courier New" w:hAnsi="Courier New" w:cs="Courier New"/>
+          <w:color w:val="000000" w:themeColor="text1"/>
+          <w:sz w:val="24"/>
+          <w:szCs w:val="24"/>
+        </w:rPr>
+        <w:t xml:space="preserve"> </w:t>
+      </w:r>
+      <w:proofErr w:type="spellStart"/>
+      <w:r>
+        <w:rPr>
+          <w:rFonts w:ascii="Courier New" w:hAnsi="Courier New" w:cs="Courier New"/>
+          <w:color w:val="000000" w:themeColor="text1"/>
+          <w:sz w:val="24"/>
+          <w:szCs w:val="24"/>
+          <w:lang w:val="en-US"/>
+        </w:rPr>
+        <w:t>src</w:t>
+      </w:r>
+      <w:proofErr w:type="spellEnd"/>
+      <w:r>
+        <w:rPr>
+          <w:rFonts w:ascii="Courier New" w:hAnsi="Courier New" w:cs="Courier New"/>
+          <w:color w:val="000000" w:themeColor="text1"/>
+          <w:sz w:val="24"/>
+          <w:szCs w:val="24"/>
+        </w:rPr>
+        <w:t>.</w:t>
+      </w:r>
+      <w:proofErr w:type="spellStart"/>
+      <w:r>
+        <w:rPr>
+          <w:rFonts w:ascii="Courier New" w:hAnsi="Courier New" w:cs="Courier New"/>
+          <w:color w:val="000000" w:themeColor="text1"/>
+          <w:sz w:val="24"/>
+          <w:szCs w:val="24"/>
+          <w:lang w:val="en-US"/>
+        </w:rPr>
+        <w:t>qr</w:t>
+      </w:r>
+      <w:proofErr w:type="spellEnd"/>
+      <w:r>
+        <w:rPr>
+          <w:rFonts w:ascii="Courier New" w:hAnsi="Courier New" w:cs="Courier New"/>
+          <w:color w:val="000000" w:themeColor="text1"/>
+          <w:sz w:val="24"/>
+          <w:szCs w:val="24"/>
+        </w:rPr>
+        <w:t>_</w:t>
+      </w:r>
+      <w:r>
+        <w:rPr>
+          <w:rFonts w:ascii="Courier New" w:hAnsi="Courier New" w:cs="Courier New"/>
+          <w:color w:val="000000" w:themeColor="text1"/>
+          <w:sz w:val="24"/>
+          <w:szCs w:val="24"/>
+          <w:lang w:val="en-US"/>
+        </w:rPr>
+        <w:t>generator</w:t>
+      </w:r>
+      <w:r>
+        <w:rPr>
+          <w:rFonts w:ascii="Courier New" w:hAnsi="Courier New" w:cs="Courier New"/>
+          <w:color w:val="000000" w:themeColor="text1"/>
+          <w:sz w:val="24"/>
+          <w:szCs w:val="24"/>
+        </w:rPr>
+        <w:t xml:space="preserve"> </w:t>
+      </w:r>
+      <w:r>
+        <w:rPr>
+          <w:rFonts w:ascii="Courier New" w:hAnsi="Courier New" w:cs="Courier New"/>
+          <w:color w:val="000000" w:themeColor="text1"/>
+          <w:sz w:val="24"/>
+          <w:szCs w:val="24"/>
+          <w:lang w:val="en-US"/>
+        </w:rPr>
+        <w:t>import</w:t>
+      </w:r>
+      <w:r>
+        <w:rPr>
+          <w:rFonts w:ascii="Courier New" w:hAnsi="Courier New" w:cs="Courier New"/>
+          <w:color w:val="000000" w:themeColor="text1"/>
+          <w:sz w:val="24"/>
+          <w:szCs w:val="24"/>
+        </w:rPr>
+        <w:t xml:space="preserve"> </w:t>
       </w:r>
       <w:proofErr w:type="spellStart"/>
       <w:r>
@@ -10480,65 +11208,240 @@
           <w:color w:val="000000" w:themeColor="text1"/>
           <w:sz w:val="24"/>
           <w:szCs w:val="24"/>
-          <w:lang w:val="en-US"/>
-        </w:rPr>
-        <w:br/>
-        <w:t xml:space="preserve">from </w:t>
-      </w:r>
-      <w:proofErr w:type="spellStart"/>
-      <w:r>
-        <w:rPr>
-          <w:rFonts w:ascii="Courier New" w:hAnsi="Courier New" w:cs="Courier New"/>
-          <w:color w:val="000000" w:themeColor="text1"/>
-          <w:sz w:val="24"/>
-          <w:szCs w:val="24"/>
-          <w:lang w:val="en-US"/>
-        </w:rPr>
-        <w:t>ui.styles</w:t>
-      </w:r>
-      <w:proofErr w:type="spellEnd"/>
-      <w:r>
-        <w:rPr>
-          <w:rFonts w:ascii="Courier New" w:hAnsi="Courier New" w:cs="Courier New"/>
-          <w:color w:val="000000" w:themeColor="text1"/>
-          <w:sz w:val="24"/>
-          <w:szCs w:val="24"/>
-          <w:lang w:val="en-US"/>
-        </w:rPr>
-        <w:t xml:space="preserve"> import MAIN_WINDOW_STYLE</w:t>
-      </w:r>
-      <w:r>
-        <w:rPr>
-          <w:rFonts w:ascii="Courier New" w:hAnsi="Courier New" w:cs="Courier New"/>
-          <w:color w:val="000000" w:themeColor="text1"/>
-          <w:sz w:val="24"/>
-          <w:szCs w:val="24"/>
-          <w:lang w:val="en-US"/>
-        </w:rPr>
-        <w:br/>
-        <w:t xml:space="preserve">from </w:t>
-      </w:r>
-      <w:proofErr w:type="spellStart"/>
-      <w:r>
-        <w:rPr>
-          <w:rFonts w:ascii="Courier New" w:hAnsi="Courier New" w:cs="Courier New"/>
-          <w:color w:val="000000" w:themeColor="text1"/>
-          <w:sz w:val="24"/>
-          <w:szCs w:val="24"/>
-          <w:lang w:val="en-US"/>
-        </w:rPr>
-        <w:t>ui.request_window</w:t>
-      </w:r>
-      <w:proofErr w:type="spellEnd"/>
-      <w:r>
-        <w:rPr>
-          <w:rFonts w:ascii="Courier New" w:hAnsi="Courier New" w:cs="Courier New"/>
-          <w:color w:val="000000" w:themeColor="text1"/>
-          <w:sz w:val="24"/>
-          <w:szCs w:val="24"/>
-          <w:lang w:val="en-US"/>
-        </w:rPr>
-        <w:t xml:space="preserve"> import </w:t>
+        </w:rPr>
+        <w:br/>
+      </w:r>
+      <w:r>
+        <w:rPr>
+          <w:rFonts w:ascii="Courier New" w:hAnsi="Courier New" w:cs="Courier New"/>
+          <w:color w:val="000000" w:themeColor="text1"/>
+          <w:sz w:val="24"/>
+          <w:szCs w:val="24"/>
+          <w:lang w:val="en-US"/>
+        </w:rPr>
+        <w:t>from</w:t>
+      </w:r>
+      <w:r>
+        <w:rPr>
+          <w:rFonts w:ascii="Courier New" w:hAnsi="Courier New" w:cs="Courier New"/>
+          <w:color w:val="000000" w:themeColor="text1"/>
+          <w:sz w:val="24"/>
+          <w:szCs w:val="24"/>
+        </w:rPr>
+        <w:t xml:space="preserve"> </w:t>
+      </w:r>
+      <w:proofErr w:type="spellStart"/>
+      <w:r>
+        <w:rPr>
+          <w:rFonts w:ascii="Courier New" w:hAnsi="Courier New" w:cs="Courier New"/>
+          <w:color w:val="000000" w:themeColor="text1"/>
+          <w:sz w:val="24"/>
+          <w:szCs w:val="24"/>
+          <w:lang w:val="en-US"/>
+        </w:rPr>
+        <w:t>ui</w:t>
+      </w:r>
+      <w:proofErr w:type="spellEnd"/>
+      <w:r>
+        <w:rPr>
+          <w:rFonts w:ascii="Courier New" w:hAnsi="Courier New" w:cs="Courier New"/>
+          <w:color w:val="000000" w:themeColor="text1"/>
+          <w:sz w:val="24"/>
+          <w:szCs w:val="24"/>
+        </w:rPr>
+        <w:t>.</w:t>
+      </w:r>
+      <w:r>
+        <w:rPr>
+          <w:rFonts w:ascii="Courier New" w:hAnsi="Courier New" w:cs="Courier New"/>
+          <w:color w:val="000000" w:themeColor="text1"/>
+          <w:sz w:val="24"/>
+          <w:szCs w:val="24"/>
+          <w:lang w:val="en-US"/>
+        </w:rPr>
+        <w:t>styles</w:t>
+      </w:r>
+      <w:r>
+        <w:rPr>
+          <w:rFonts w:ascii="Courier New" w:hAnsi="Courier New" w:cs="Courier New"/>
+          <w:color w:val="000000" w:themeColor="text1"/>
+          <w:sz w:val="24"/>
+          <w:szCs w:val="24"/>
+        </w:rPr>
+        <w:t xml:space="preserve"> </w:t>
+      </w:r>
+      <w:r>
+        <w:rPr>
+          <w:rFonts w:ascii="Courier New" w:hAnsi="Courier New" w:cs="Courier New"/>
+          <w:color w:val="000000" w:themeColor="text1"/>
+          <w:sz w:val="24"/>
+          <w:szCs w:val="24"/>
+          <w:lang w:val="en-US"/>
+        </w:rPr>
+        <w:t>import</w:t>
+      </w:r>
+      <w:r>
+        <w:rPr>
+          <w:rFonts w:ascii="Courier New" w:hAnsi="Courier New" w:cs="Courier New"/>
+          <w:color w:val="000000" w:themeColor="text1"/>
+          <w:sz w:val="24"/>
+          <w:szCs w:val="24"/>
+        </w:rPr>
+        <w:t xml:space="preserve"> </w:t>
+      </w:r>
+      <w:r>
+        <w:rPr>
+          <w:rFonts w:ascii="Courier New" w:hAnsi="Courier New" w:cs="Courier New"/>
+          <w:color w:val="000000" w:themeColor="text1"/>
+          <w:sz w:val="24"/>
+          <w:szCs w:val="24"/>
+          <w:lang w:val="en-US"/>
+        </w:rPr>
+        <w:t>MAIN</w:t>
+      </w:r>
+      <w:r>
+        <w:rPr>
+          <w:rFonts w:ascii="Courier New" w:hAnsi="Courier New" w:cs="Courier New"/>
+          <w:color w:val="000000" w:themeColor="text1"/>
+          <w:sz w:val="24"/>
+          <w:szCs w:val="24"/>
+        </w:rPr>
+        <w:t>_</w:t>
+      </w:r>
+      <w:r>
+        <w:rPr>
+          <w:rFonts w:ascii="Courier New" w:hAnsi="Courier New" w:cs="Courier New"/>
+          <w:color w:val="000000" w:themeColor="text1"/>
+          <w:sz w:val="24"/>
+          <w:szCs w:val="24"/>
+          <w:lang w:val="en-US"/>
+        </w:rPr>
+        <w:t>WINDOW</w:t>
+      </w:r>
+      <w:r>
+        <w:rPr>
+          <w:rFonts w:ascii="Courier New" w:hAnsi="Courier New" w:cs="Courier New"/>
+          <w:color w:val="000000" w:themeColor="text1"/>
+          <w:sz w:val="24"/>
+          <w:szCs w:val="24"/>
+        </w:rPr>
+        <w:t>_</w:t>
+      </w:r>
+      <w:r>
+        <w:rPr>
+          <w:rFonts w:ascii="Courier New" w:hAnsi="Courier New" w:cs="Courier New"/>
+          <w:color w:val="000000" w:themeColor="text1"/>
+          <w:sz w:val="24"/>
+          <w:szCs w:val="24"/>
+          <w:lang w:val="en-US"/>
+        </w:rPr>
+        <w:t>STYLE</w:t>
+      </w:r>
+      <w:r>
+        <w:rPr>
+          <w:rFonts w:ascii="Courier New" w:hAnsi="Courier New" w:cs="Courier New"/>
+          <w:color w:val="000000" w:themeColor="text1"/>
+          <w:sz w:val="24"/>
+          <w:szCs w:val="24"/>
+        </w:rPr>
+        <w:br/>
+      </w:r>
+      <w:r>
+        <w:rPr>
+          <w:rFonts w:ascii="Courier New" w:hAnsi="Courier New" w:cs="Courier New"/>
+          <w:color w:val="000000" w:themeColor="text1"/>
+          <w:sz w:val="24"/>
+          <w:szCs w:val="24"/>
+          <w:lang w:val="en-US"/>
+        </w:rPr>
+        <w:t>from</w:t>
+      </w:r>
+      <w:r>
+        <w:rPr>
+          <w:rFonts w:ascii="Courier New" w:hAnsi="Courier New" w:cs="Courier New"/>
+          <w:color w:val="000000" w:themeColor="text1"/>
+          <w:sz w:val="24"/>
+          <w:szCs w:val="24"/>
+        </w:rPr>
+        <w:t xml:space="preserve"> </w:t>
+      </w:r>
+      <w:proofErr w:type="spellStart"/>
+      <w:r>
+        <w:rPr>
+          <w:rFonts w:ascii="Courier New" w:hAnsi="Courier New" w:cs="Courier New"/>
+          <w:color w:val="000000" w:themeColor="text1"/>
+          <w:sz w:val="24"/>
+          <w:szCs w:val="24"/>
+          <w:lang w:val="en-US"/>
+        </w:rPr>
+        <w:t>ui</w:t>
+      </w:r>
+      <w:proofErr w:type="spellEnd"/>
+      <w:r>
+        <w:rPr>
+          <w:rFonts w:ascii="Courier New" w:hAnsi="Courier New" w:cs="Courier New"/>
+          <w:color w:val="000000" w:themeColor="text1"/>
+          <w:sz w:val="24"/>
+          <w:szCs w:val="24"/>
+        </w:rPr>
+        <w:t>.</w:t>
+      </w:r>
+      <w:r>
+        <w:rPr>
+          <w:rFonts w:ascii="Courier New" w:hAnsi="Courier New" w:cs="Courier New"/>
+          <w:color w:val="000000" w:themeColor="text1"/>
+          <w:sz w:val="24"/>
+          <w:szCs w:val="24"/>
+          <w:lang w:val="en-US"/>
+        </w:rPr>
+        <w:t>request</w:t>
+      </w:r>
+      <w:r>
+        <w:rPr>
+          <w:rFonts w:ascii="Courier New" w:hAnsi="Courier New" w:cs="Courier New"/>
+          <w:color w:val="000000" w:themeColor="text1"/>
+          <w:sz w:val="24"/>
+          <w:szCs w:val="24"/>
+        </w:rPr>
+        <w:t>_</w:t>
+      </w:r>
+      <w:r>
+        <w:rPr>
+          <w:rFonts w:ascii="Courier New" w:hAnsi="Courier New" w:cs="Courier New"/>
+          <w:color w:val="000000" w:themeColor="text1"/>
+          <w:sz w:val="24"/>
+          <w:szCs w:val="24"/>
+          <w:lang w:val="en-US"/>
+        </w:rPr>
+        <w:t>window</w:t>
+      </w:r>
+      <w:r>
+        <w:rPr>
+          <w:rFonts w:ascii="Courier New" w:hAnsi="Courier New" w:cs="Courier New"/>
+          <w:color w:val="000000" w:themeColor="text1"/>
+          <w:sz w:val="24"/>
+          <w:szCs w:val="24"/>
+        </w:rPr>
+        <w:t xml:space="preserve"> </w:t>
+      </w:r>
+      <w:r>
+        <w:rPr>
+          <w:rFonts w:ascii="Courier New" w:hAnsi="Courier New" w:cs="Courier New"/>
+          <w:color w:val="000000" w:themeColor="text1"/>
+          <w:sz w:val="24"/>
+          <w:szCs w:val="24"/>
+          <w:lang w:val="en-US"/>
+        </w:rPr>
+        <w:t>import</w:t>
+      </w:r>
+      <w:r>
+        <w:rPr>
+          <w:rFonts w:ascii="Courier New" w:hAnsi="Courier New" w:cs="Courier New"/>
+          <w:color w:val="000000" w:themeColor="text1"/>
+          <w:sz w:val="24"/>
+          <w:szCs w:val="24"/>
+        </w:rPr>
+        <w:t xml:space="preserve"> </w:t>
       </w:r>
       <w:proofErr w:type="spellStart"/>
       <w:r>
@@ -10558,30 +11461,45 @@
           <w:color w:val="000000" w:themeColor="text1"/>
           <w:sz w:val="24"/>
           <w:szCs w:val="24"/>
-          <w:lang w:val="en-US"/>
-        </w:rPr>
-        <w:br/>
-      </w:r>
-      <w:r>
-        <w:rPr>
-          <w:rFonts w:ascii="Courier New" w:hAnsi="Courier New" w:cs="Courier New"/>
-          <w:color w:val="000000" w:themeColor="text1"/>
-          <w:sz w:val="24"/>
-          <w:szCs w:val="24"/>
-          <w:lang w:val="en-US"/>
-        </w:rPr>
-        <w:br/>
-      </w:r>
-      <w:r>
-        <w:rPr>
-          <w:rFonts w:ascii="Courier New" w:hAnsi="Courier New" w:cs="Courier New"/>
-          <w:color w:val="000000" w:themeColor="text1"/>
-          <w:sz w:val="24"/>
-          <w:szCs w:val="24"/>
-          <w:lang w:val="en-US"/>
-        </w:rPr>
-        <w:br/>
-        <w:t xml:space="preserve">class </w:t>
+        </w:rPr>
+        <w:br/>
+      </w:r>
+      <w:r>
+        <w:rPr>
+          <w:rFonts w:ascii="Courier New" w:hAnsi="Courier New" w:cs="Courier New"/>
+          <w:color w:val="000000" w:themeColor="text1"/>
+          <w:sz w:val="24"/>
+          <w:szCs w:val="24"/>
+        </w:rPr>
+        <w:br/>
+      </w:r>
+      <w:r>
+        <w:rPr>
+          <w:rFonts w:ascii="Courier New" w:hAnsi="Courier New" w:cs="Courier New"/>
+          <w:color w:val="000000" w:themeColor="text1"/>
+          <w:sz w:val="24"/>
+          <w:szCs w:val="24"/>
+        </w:rPr>
+        <w:br/>
+      </w:r>
+      <w:r>
+        <w:rPr>
+          <w:rFonts w:ascii="Courier New" w:hAnsi="Courier New" w:cs="Courier New"/>
+          <w:color w:val="000000" w:themeColor="text1"/>
+          <w:sz w:val="24"/>
+          <w:szCs w:val="24"/>
+          <w:lang w:val="en-US"/>
+        </w:rPr>
+        <w:t>class</w:t>
+      </w:r>
+      <w:r>
+        <w:rPr>
+          <w:rFonts w:ascii="Courier New" w:hAnsi="Courier New" w:cs="Courier New"/>
+          <w:color w:val="000000" w:themeColor="text1"/>
+          <w:sz w:val="24"/>
+          <w:szCs w:val="24"/>
+        </w:rPr>
+        <w:t xml:space="preserve"> </w:t>
       </w:r>
       <w:proofErr w:type="spellStart"/>
       <w:r>
@@ -10601,7 +11519,6 @@
           <w:color w:val="000000" w:themeColor="text1"/>
           <w:sz w:val="24"/>
           <w:szCs w:val="24"/>
-          <w:lang w:val="en-US"/>
         </w:rPr>
         <w:t>(</w:t>
       </w:r>
@@ -10623,7 +11540,6 @@
           <w:color w:val="000000" w:themeColor="text1"/>
           <w:sz w:val="24"/>
           <w:szCs w:val="24"/>
-          <w:lang w:val="en-US"/>
         </w:rPr>
         <w:t>):</w:t>
       </w:r>
@@ -10633,7 +11549,6 @@
           <w:color w:val="000000" w:themeColor="text1"/>
           <w:sz w:val="24"/>
           <w:szCs w:val="24"/>
-          <w:lang w:val="en-US"/>
         </w:rPr>
         <w:br/>
         <w:t xml:space="preserve">    </w:t>
@@ -10646,7 +11561,6 @@
           <w:color w:val="000000" w:themeColor="text1"/>
           <w:sz w:val="24"/>
           <w:szCs w:val="24"/>
-          <w:lang w:val="en-US"/>
         </w:rPr>
         <w:t>"""</w:t>
       </w:r>
@@ -10669,7 +11583,6 @@
           <w:color w:val="000000" w:themeColor="text1"/>
           <w:sz w:val="24"/>
           <w:szCs w:val="24"/>
-          <w:lang w:val="en-US"/>
         </w:rPr>
         <w:t xml:space="preserve"> </w:t>
       </w:r>
@@ -10692,7 +11605,6 @@
           <w:color w:val="000000" w:themeColor="text1"/>
           <w:sz w:val="24"/>
           <w:szCs w:val="24"/>
-          <w:lang w:val="en-US"/>
         </w:rPr>
         <w:t xml:space="preserve"> </w:t>
       </w:r>
@@ -10715,7 +11627,6 @@
           <w:color w:val="000000" w:themeColor="text1"/>
           <w:sz w:val="24"/>
           <w:szCs w:val="24"/>
-          <w:lang w:val="en-US"/>
         </w:rPr>
         <w:t>"""</w:t>
       </w:r>
@@ -10727,7 +11638,6 @@
           <w:color w:val="000000" w:themeColor="text1"/>
           <w:sz w:val="24"/>
           <w:szCs w:val="24"/>
-          <w:lang w:val="en-US"/>
         </w:rPr>
         <w:br/>
       </w:r>
@@ -10739,7 +11649,6 @@
           <w:color w:val="000000" w:themeColor="text1"/>
           <w:sz w:val="24"/>
           <w:szCs w:val="24"/>
-          <w:lang w:val="en-US"/>
         </w:rPr>
         <w:br/>
         <w:t xml:space="preserve">    </w:t>
@@ -10752,7 +11661,16 @@
           <w:szCs w:val="24"/>
           <w:lang w:val="en-US"/>
         </w:rPr>
-        <w:t>def __</w:t>
+        <w:t>def</w:t>
+      </w:r>
+      <w:r>
+        <w:rPr>
+          <w:rFonts w:ascii="Courier New" w:hAnsi="Courier New" w:cs="Courier New"/>
+          <w:color w:val="000000" w:themeColor="text1"/>
+          <w:sz w:val="24"/>
+          <w:szCs w:val="24"/>
+        </w:rPr>
+        <w:t xml:space="preserve"> __</w:t>
       </w:r>
       <w:proofErr w:type="spellStart"/>
       <w:r>
@@ -10772,20 +11690,94 @@
           <w:color w:val="000000" w:themeColor="text1"/>
           <w:sz w:val="24"/>
           <w:szCs w:val="24"/>
-          <w:lang w:val="en-US"/>
-        </w:rPr>
-        <w:t>__(self, parent=None):</w:t>
-      </w:r>
-      <w:r>
-        <w:rPr>
-          <w:rFonts w:ascii="Courier New" w:hAnsi="Courier New" w:cs="Courier New"/>
-          <w:color w:val="000000" w:themeColor="text1"/>
-          <w:sz w:val="24"/>
-          <w:szCs w:val="24"/>
-          <w:lang w:val="en-US"/>
-        </w:rPr>
-        <w:br/>
-        <w:t xml:space="preserve">        super().__</w:t>
+        </w:rPr>
+        <w:t>__(</w:t>
+      </w:r>
+      <w:r>
+        <w:rPr>
+          <w:rFonts w:ascii="Courier New" w:hAnsi="Courier New" w:cs="Courier New"/>
+          <w:color w:val="000000" w:themeColor="text1"/>
+          <w:sz w:val="24"/>
+          <w:szCs w:val="24"/>
+          <w:lang w:val="en-US"/>
+        </w:rPr>
+        <w:t>self</w:t>
+      </w:r>
+      <w:r>
+        <w:rPr>
+          <w:rFonts w:ascii="Courier New" w:hAnsi="Courier New" w:cs="Courier New"/>
+          <w:color w:val="000000" w:themeColor="text1"/>
+          <w:sz w:val="24"/>
+          <w:szCs w:val="24"/>
+        </w:rPr>
+        <w:t xml:space="preserve">, </w:t>
+      </w:r>
+      <w:r>
+        <w:rPr>
+          <w:rFonts w:ascii="Courier New" w:hAnsi="Courier New" w:cs="Courier New"/>
+          <w:color w:val="000000" w:themeColor="text1"/>
+          <w:sz w:val="24"/>
+          <w:szCs w:val="24"/>
+          <w:lang w:val="en-US"/>
+        </w:rPr>
+        <w:t>parent</w:t>
+      </w:r>
+      <w:r>
+        <w:rPr>
+          <w:rFonts w:ascii="Courier New" w:hAnsi="Courier New" w:cs="Courier New"/>
+          <w:color w:val="000000" w:themeColor="text1"/>
+          <w:sz w:val="24"/>
+          <w:szCs w:val="24"/>
+        </w:rPr>
+        <w:t>=</w:t>
+      </w:r>
+      <w:r>
+        <w:rPr>
+          <w:rFonts w:ascii="Courier New" w:hAnsi="Courier New" w:cs="Courier New"/>
+          <w:color w:val="000000" w:themeColor="text1"/>
+          <w:sz w:val="24"/>
+          <w:szCs w:val="24"/>
+          <w:lang w:val="en-US"/>
+        </w:rPr>
+        <w:t>None</w:t>
+      </w:r>
+      <w:r>
+        <w:rPr>
+          <w:rFonts w:ascii="Courier New" w:hAnsi="Courier New" w:cs="Courier New"/>
+          <w:color w:val="000000" w:themeColor="text1"/>
+          <w:sz w:val="24"/>
+          <w:szCs w:val="24"/>
+        </w:rPr>
+        <w:t>):</w:t>
+      </w:r>
+      <w:r>
+        <w:rPr>
+          <w:rFonts w:ascii="Courier New" w:hAnsi="Courier New" w:cs="Courier New"/>
+          <w:color w:val="000000" w:themeColor="text1"/>
+          <w:sz w:val="24"/>
+          <w:szCs w:val="24"/>
+        </w:rPr>
+        <w:br/>
+        <w:t xml:space="preserve">        </w:t>
+      </w:r>
+      <w:r>
+        <w:rPr>
+          <w:rFonts w:ascii="Courier New" w:hAnsi="Courier New" w:cs="Courier New"/>
+          <w:color w:val="000000" w:themeColor="text1"/>
+          <w:sz w:val="24"/>
+          <w:szCs w:val="24"/>
+          <w:lang w:val="en-US"/>
+        </w:rPr>
+        <w:t>super</w:t>
+      </w:r>
+      <w:r>
+        <w:rPr>
+          <w:rFonts w:ascii="Courier New" w:hAnsi="Courier New" w:cs="Courier New"/>
+          <w:color w:val="000000" w:themeColor="text1"/>
+          <w:sz w:val="24"/>
+          <w:szCs w:val="24"/>
+        </w:rPr>
+        <w:t>().__</w:t>
       </w:r>
       <w:proofErr w:type="spellStart"/>
       <w:r>
@@ -10805,40 +11797,75 @@
           <w:color w:val="000000" w:themeColor="text1"/>
           <w:sz w:val="24"/>
           <w:szCs w:val="24"/>
-          <w:lang w:val="en-US"/>
-        </w:rPr>
-        <w:t>__(parent)</w:t>
-      </w:r>
-      <w:r>
-        <w:rPr>
-          <w:rFonts w:ascii="Courier New" w:hAnsi="Courier New" w:cs="Courier New"/>
-          <w:color w:val="000000" w:themeColor="text1"/>
-          <w:sz w:val="24"/>
-          <w:szCs w:val="24"/>
-          <w:lang w:val="en-US"/>
+        </w:rPr>
+        <w:t>__(</w:t>
+      </w:r>
+      <w:r>
+        <w:rPr>
+          <w:rFonts w:ascii="Courier New" w:hAnsi="Courier New" w:cs="Courier New"/>
+          <w:color w:val="000000" w:themeColor="text1"/>
+          <w:sz w:val="24"/>
+          <w:szCs w:val="24"/>
+          <w:lang w:val="en-US"/>
+        </w:rPr>
+        <w:t>parent</w:t>
+      </w:r>
+      <w:r>
+        <w:rPr>
+          <w:rFonts w:ascii="Courier New" w:hAnsi="Courier New" w:cs="Courier New"/>
+          <w:color w:val="000000" w:themeColor="text1"/>
+          <w:sz w:val="24"/>
+          <w:szCs w:val="24"/>
+        </w:rPr>
+        <w:t>)</w:t>
+      </w:r>
+      <w:r>
+        <w:rPr>
+          <w:rFonts w:ascii="Courier New" w:hAnsi="Courier New" w:cs="Courier New"/>
+          <w:color w:val="000000" w:themeColor="text1"/>
+          <w:sz w:val="24"/>
+          <w:szCs w:val="24"/>
         </w:rPr>
         <w:br/>
         <w:t xml:space="preserve">        </w:t>
       </w:r>
-      <w:proofErr w:type="spellStart"/>
-      <w:r>
-        <w:rPr>
-          <w:rFonts w:ascii="Courier New" w:hAnsi="Courier New" w:cs="Courier New"/>
-          <w:color w:val="000000" w:themeColor="text1"/>
-          <w:sz w:val="24"/>
-          <w:szCs w:val="24"/>
-          <w:lang w:val="en-US"/>
-        </w:rPr>
-        <w:t>self.setWindowTitle</w:t>
-      </w:r>
-      <w:proofErr w:type="spellEnd"/>
-      <w:r>
-        <w:rPr>
-          <w:rFonts w:ascii="Courier New" w:hAnsi="Courier New" w:cs="Courier New"/>
-          <w:color w:val="000000" w:themeColor="text1"/>
-          <w:sz w:val="24"/>
-          <w:szCs w:val="24"/>
-          <w:lang w:val="en-US"/>
+      <w:r>
+        <w:rPr>
+          <w:rFonts w:ascii="Courier New" w:hAnsi="Courier New" w:cs="Courier New"/>
+          <w:color w:val="000000" w:themeColor="text1"/>
+          <w:sz w:val="24"/>
+          <w:szCs w:val="24"/>
+          <w:lang w:val="en-US"/>
+        </w:rPr>
+        <w:t>self</w:t>
+      </w:r>
+      <w:r>
+        <w:rPr>
+          <w:rFonts w:ascii="Courier New" w:hAnsi="Courier New" w:cs="Courier New"/>
+          <w:color w:val="000000" w:themeColor="text1"/>
+          <w:sz w:val="24"/>
+          <w:szCs w:val="24"/>
+        </w:rPr>
+        <w:t>.</w:t>
+      </w:r>
+      <w:proofErr w:type="spellStart"/>
+      <w:r>
+        <w:rPr>
+          <w:rFonts w:ascii="Courier New" w:hAnsi="Courier New" w:cs="Courier New"/>
+          <w:color w:val="000000" w:themeColor="text1"/>
+          <w:sz w:val="24"/>
+          <w:szCs w:val="24"/>
+          <w:lang w:val="en-US"/>
+        </w:rPr>
+        <w:t>setWindowTitle</w:t>
+      </w:r>
+      <w:proofErr w:type="spellEnd"/>
+      <w:r>
+        <w:rPr>
+          <w:rFonts w:ascii="Courier New" w:hAnsi="Courier New" w:cs="Courier New"/>
+          <w:color w:val="000000" w:themeColor="text1"/>
+          <w:sz w:val="24"/>
+          <w:szCs w:val="24"/>
         </w:rPr>
         <w:t>("</w:t>
       </w:r>
@@ -10857,7 +11884,6 @@
           <w:color w:val="000000" w:themeColor="text1"/>
           <w:sz w:val="24"/>
           <w:szCs w:val="24"/>
-          <w:lang w:val="en-US"/>
         </w:rPr>
         <w:t xml:space="preserve"> </w:t>
       </w:r>
@@ -10876,7 +11902,6 @@
           <w:color w:val="000000" w:themeColor="text1"/>
           <w:sz w:val="24"/>
           <w:szCs w:val="24"/>
-          <w:lang w:val="en-US"/>
         </w:rPr>
         <w:t>")</w:t>
       </w:r>
@@ -10886,30 +11911,47 @@
           <w:color w:val="000000" w:themeColor="text1"/>
           <w:sz w:val="24"/>
           <w:szCs w:val="24"/>
-          <w:lang w:val="en-US"/>
         </w:rPr>
         <w:br/>
         <w:t xml:space="preserve">        </w:t>
       </w:r>
-      <w:proofErr w:type="spellStart"/>
-      <w:r>
-        <w:rPr>
-          <w:rFonts w:ascii="Courier New" w:hAnsi="Courier New" w:cs="Courier New"/>
-          <w:color w:val="000000" w:themeColor="text1"/>
-          <w:sz w:val="24"/>
-          <w:szCs w:val="24"/>
-          <w:lang w:val="en-US"/>
-        </w:rPr>
-        <w:t>self.setFixedSize</w:t>
-      </w:r>
-      <w:proofErr w:type="spellEnd"/>
-      <w:r>
-        <w:rPr>
-          <w:rFonts w:ascii="Courier New" w:hAnsi="Courier New" w:cs="Courier New"/>
-          <w:color w:val="000000" w:themeColor="text1"/>
-          <w:sz w:val="24"/>
-          <w:szCs w:val="24"/>
-          <w:lang w:val="en-US"/>
+      <w:r>
+        <w:rPr>
+          <w:rFonts w:ascii="Courier New" w:hAnsi="Courier New" w:cs="Courier New"/>
+          <w:color w:val="000000" w:themeColor="text1"/>
+          <w:sz w:val="24"/>
+          <w:szCs w:val="24"/>
+          <w:lang w:val="en-US"/>
+        </w:rPr>
+        <w:t>self</w:t>
+      </w:r>
+      <w:r>
+        <w:rPr>
+          <w:rFonts w:ascii="Courier New" w:hAnsi="Courier New" w:cs="Courier New"/>
+          <w:color w:val="000000" w:themeColor="text1"/>
+          <w:sz w:val="24"/>
+          <w:szCs w:val="24"/>
+        </w:rPr>
+        <w:t>.</w:t>
+      </w:r>
+      <w:proofErr w:type="spellStart"/>
+      <w:r>
+        <w:rPr>
+          <w:rFonts w:ascii="Courier New" w:hAnsi="Courier New" w:cs="Courier New"/>
+          <w:color w:val="000000" w:themeColor="text1"/>
+          <w:sz w:val="24"/>
+          <w:szCs w:val="24"/>
+          <w:lang w:val="en-US"/>
+        </w:rPr>
+        <w:t>setFixedSize</w:t>
+      </w:r>
+      <w:proofErr w:type="spellEnd"/>
+      <w:r>
+        <w:rPr>
+          <w:rFonts w:ascii="Courier New" w:hAnsi="Courier New" w:cs="Courier New"/>
+          <w:color w:val="000000" w:themeColor="text1"/>
+          <w:sz w:val="24"/>
+          <w:szCs w:val="24"/>
         </w:rPr>
         <w:t>(400, 200)</w:t>
       </w:r>
@@ -10919,20 +11961,37 @@
           <w:color w:val="000000" w:themeColor="text1"/>
           <w:sz w:val="24"/>
           <w:szCs w:val="24"/>
-          <w:lang w:val="en-US"/>
-        </w:rPr>
-        <w:br/>
-      </w:r>
-      <w:r>
-        <w:rPr>
-          <w:rFonts w:ascii="Courier New" w:hAnsi="Courier New" w:cs="Courier New"/>
-          <w:color w:val="000000" w:themeColor="text1"/>
-          <w:sz w:val="24"/>
-          <w:szCs w:val="24"/>
-          <w:lang w:val="en-US"/>
-        </w:rPr>
-        <w:br/>
-        <w:t xml:space="preserve">        layout = </w:t>
+        </w:rPr>
+        <w:br/>
+      </w:r>
+      <w:r>
+        <w:rPr>
+          <w:rFonts w:ascii="Courier New" w:hAnsi="Courier New" w:cs="Courier New"/>
+          <w:color w:val="000000" w:themeColor="text1"/>
+          <w:sz w:val="24"/>
+          <w:szCs w:val="24"/>
+        </w:rPr>
+        <w:br/>
+        <w:t xml:space="preserve">        </w:t>
+      </w:r>
+      <w:r>
+        <w:rPr>
+          <w:rFonts w:ascii="Courier New" w:hAnsi="Courier New" w:cs="Courier New"/>
+          <w:color w:val="000000" w:themeColor="text1"/>
+          <w:sz w:val="24"/>
+          <w:szCs w:val="24"/>
+          <w:lang w:val="en-US"/>
+        </w:rPr>
+        <w:t>layout</w:t>
+      </w:r>
+      <w:r>
+        <w:rPr>
+          <w:rFonts w:ascii="Courier New" w:hAnsi="Courier New" w:cs="Courier New"/>
+          <w:color w:val="000000" w:themeColor="text1"/>
+          <w:sz w:val="24"/>
+          <w:szCs w:val="24"/>
+        </w:rPr>
+        <w:t xml:space="preserve"> = </w:t>
       </w:r>
       <w:proofErr w:type="spellStart"/>
       <w:r>
@@ -10952,7 +12011,6 @@
           <w:color w:val="000000" w:themeColor="text1"/>
           <w:sz w:val="24"/>
           <w:szCs w:val="24"/>
-          <w:lang w:val="en-US"/>
         </w:rPr>
         <w:t>()</w:t>
       </w:r>
@@ -10962,40 +12020,54 @@
           <w:color w:val="000000" w:themeColor="text1"/>
           <w:sz w:val="24"/>
           <w:szCs w:val="24"/>
-          <w:lang w:val="en-US"/>
-        </w:rPr>
-        <w:br/>
-      </w:r>
-      <w:r>
-        <w:rPr>
-          <w:rFonts w:ascii="Courier New" w:hAnsi="Courier New" w:cs="Courier New"/>
-          <w:color w:val="000000" w:themeColor="text1"/>
-          <w:sz w:val="24"/>
-          <w:szCs w:val="24"/>
-          <w:lang w:val="en-US"/>
+        </w:rPr>
+        <w:br/>
+      </w:r>
+      <w:r>
+        <w:rPr>
+          <w:rFonts w:ascii="Courier New" w:hAnsi="Courier New" w:cs="Courier New"/>
+          <w:color w:val="000000" w:themeColor="text1"/>
+          <w:sz w:val="24"/>
+          <w:szCs w:val="24"/>
         </w:rPr>
         <w:br/>
         <w:t xml:space="preserve">        </w:t>
       </w:r>
-      <w:proofErr w:type="spellStart"/>
-      <w:r>
-        <w:rPr>
-          <w:rFonts w:ascii="Courier New" w:hAnsi="Courier New" w:cs="Courier New"/>
-          <w:color w:val="000000" w:themeColor="text1"/>
-          <w:sz w:val="24"/>
-          <w:szCs w:val="24"/>
-          <w:lang w:val="en-US"/>
-        </w:rPr>
-        <w:t>form_layout</w:t>
-      </w:r>
-      <w:proofErr w:type="spellEnd"/>
-      <w:r>
-        <w:rPr>
-          <w:rFonts w:ascii="Courier New" w:hAnsi="Courier New" w:cs="Courier New"/>
-          <w:color w:val="000000" w:themeColor="text1"/>
-          <w:sz w:val="24"/>
-          <w:szCs w:val="24"/>
-          <w:lang w:val="en-US"/>
+      <w:r>
+        <w:rPr>
+          <w:rFonts w:ascii="Courier New" w:hAnsi="Courier New" w:cs="Courier New"/>
+          <w:color w:val="000000" w:themeColor="text1"/>
+          <w:sz w:val="24"/>
+          <w:szCs w:val="24"/>
+          <w:lang w:val="en-US"/>
+        </w:rPr>
+        <w:t>form</w:t>
+      </w:r>
+      <w:r>
+        <w:rPr>
+          <w:rFonts w:ascii="Courier New" w:hAnsi="Courier New" w:cs="Courier New"/>
+          <w:color w:val="000000" w:themeColor="text1"/>
+          <w:sz w:val="24"/>
+          <w:szCs w:val="24"/>
+        </w:rPr>
+        <w:t>_</w:t>
+      </w:r>
+      <w:r>
+        <w:rPr>
+          <w:rFonts w:ascii="Courier New" w:hAnsi="Courier New" w:cs="Courier New"/>
+          <w:color w:val="000000" w:themeColor="text1"/>
+          <w:sz w:val="24"/>
+          <w:szCs w:val="24"/>
+          <w:lang w:val="en-US"/>
+        </w:rPr>
+        <w:t>layout</w:t>
+      </w:r>
+      <w:r>
+        <w:rPr>
+          <w:rFonts w:ascii="Courier New" w:hAnsi="Courier New" w:cs="Courier New"/>
+          <w:color w:val="000000" w:themeColor="text1"/>
+          <w:sz w:val="24"/>
+          <w:szCs w:val="24"/>
         </w:rPr>
         <w:t xml:space="preserve"> = </w:t>
       </w:r>
@@ -11017,7 +12089,6 @@
           <w:color w:val="000000" w:themeColor="text1"/>
           <w:sz w:val="24"/>
           <w:szCs w:val="24"/>
-          <w:lang w:val="en-US"/>
         </w:rPr>
         <w:t>()</w:t>
       </w:r>
@@ -11027,40 +12098,92 @@
           <w:color w:val="000000" w:themeColor="text1"/>
           <w:sz w:val="24"/>
           <w:szCs w:val="24"/>
-          <w:lang w:val="en-US"/>
-        </w:rPr>
-        <w:br/>
-      </w:r>
-      <w:r>
-        <w:rPr>
-          <w:rFonts w:ascii="Courier New" w:hAnsi="Courier New" w:cs="Courier New"/>
-          <w:color w:val="000000" w:themeColor="text1"/>
-          <w:sz w:val="24"/>
-          <w:szCs w:val="24"/>
-          <w:lang w:val="en-US"/>
+        </w:rPr>
+        <w:br/>
+      </w:r>
+      <w:r>
+        <w:rPr>
+          <w:rFonts w:ascii="Courier New" w:hAnsi="Courier New" w:cs="Courier New"/>
+          <w:color w:val="000000" w:themeColor="text1"/>
+          <w:sz w:val="24"/>
+          <w:szCs w:val="24"/>
         </w:rPr>
         <w:br/>
         <w:t xml:space="preserve">        </w:t>
       </w:r>
-      <w:proofErr w:type="spellStart"/>
-      <w:r>
-        <w:rPr>
-          <w:rFonts w:ascii="Courier New" w:hAnsi="Courier New" w:cs="Courier New"/>
-          <w:color w:val="000000" w:themeColor="text1"/>
-          <w:sz w:val="24"/>
-          <w:szCs w:val="24"/>
-          <w:lang w:val="en-US"/>
-        </w:rPr>
-        <w:t>self.search_by_combo</w:t>
-      </w:r>
-      <w:proofErr w:type="spellEnd"/>
-      <w:r>
-        <w:rPr>
-          <w:rFonts w:ascii="Courier New" w:hAnsi="Courier New" w:cs="Courier New"/>
-          <w:color w:val="000000" w:themeColor="text1"/>
-          <w:sz w:val="24"/>
-          <w:szCs w:val="24"/>
-          <w:lang w:val="en-US"/>
+      <w:r>
+        <w:rPr>
+          <w:rFonts w:ascii="Courier New" w:hAnsi="Courier New" w:cs="Courier New"/>
+          <w:color w:val="000000" w:themeColor="text1"/>
+          <w:sz w:val="24"/>
+          <w:szCs w:val="24"/>
+          <w:lang w:val="en-US"/>
+        </w:rPr>
+        <w:t>self</w:t>
+      </w:r>
+      <w:r>
+        <w:rPr>
+          <w:rFonts w:ascii="Courier New" w:hAnsi="Courier New" w:cs="Courier New"/>
+          <w:color w:val="000000" w:themeColor="text1"/>
+          <w:sz w:val="24"/>
+          <w:szCs w:val="24"/>
+        </w:rPr>
+        <w:t>.</w:t>
+      </w:r>
+      <w:r>
+        <w:rPr>
+          <w:rFonts w:ascii="Courier New" w:hAnsi="Courier New" w:cs="Courier New"/>
+          <w:color w:val="000000" w:themeColor="text1"/>
+          <w:sz w:val="24"/>
+          <w:szCs w:val="24"/>
+          <w:lang w:val="en-US"/>
+        </w:rPr>
+        <w:t>search</w:t>
+      </w:r>
+      <w:r>
+        <w:rPr>
+          <w:rFonts w:ascii="Courier New" w:hAnsi="Courier New" w:cs="Courier New"/>
+          <w:color w:val="000000" w:themeColor="text1"/>
+          <w:sz w:val="24"/>
+          <w:szCs w:val="24"/>
+        </w:rPr>
+        <w:t>_</w:t>
+      </w:r>
+      <w:r>
+        <w:rPr>
+          <w:rFonts w:ascii="Courier New" w:hAnsi="Courier New" w:cs="Courier New"/>
+          <w:color w:val="000000" w:themeColor="text1"/>
+          <w:sz w:val="24"/>
+          <w:szCs w:val="24"/>
+          <w:lang w:val="en-US"/>
+        </w:rPr>
+        <w:t>by</w:t>
+      </w:r>
+      <w:r>
+        <w:rPr>
+          <w:rFonts w:ascii="Courier New" w:hAnsi="Courier New" w:cs="Courier New"/>
+          <w:color w:val="000000" w:themeColor="text1"/>
+          <w:sz w:val="24"/>
+          <w:szCs w:val="24"/>
+        </w:rPr>
+        <w:t>_</w:t>
+      </w:r>
+      <w:r>
+        <w:rPr>
+          <w:rFonts w:ascii="Courier New" w:hAnsi="Courier New" w:cs="Courier New"/>
+          <w:color w:val="000000" w:themeColor="text1"/>
+          <w:sz w:val="24"/>
+          <w:szCs w:val="24"/>
+          <w:lang w:val="en-US"/>
+        </w:rPr>
+        <w:t>combo</w:t>
+      </w:r>
+      <w:r>
+        <w:rPr>
+          <w:rFonts w:ascii="Courier New" w:hAnsi="Courier New" w:cs="Courier New"/>
+          <w:color w:val="000000" w:themeColor="text1"/>
+          <w:sz w:val="24"/>
+          <w:szCs w:val="24"/>
         </w:rPr>
         <w:t xml:space="preserve"> = </w:t>
       </w:r>
@@ -11082,7 +12205,6 @@
           <w:color w:val="000000" w:themeColor="text1"/>
           <w:sz w:val="24"/>
           <w:szCs w:val="24"/>
-          <w:lang w:val="en-US"/>
         </w:rPr>
         <w:t>()</w:t>
       </w:r>
@@ -11092,32 +12214,125 @@
           <w:color w:val="000000" w:themeColor="text1"/>
           <w:sz w:val="24"/>
           <w:szCs w:val="24"/>
-          <w:lang w:val="en-US"/>
         </w:rPr>
         <w:br/>
         <w:t xml:space="preserve">        </w:t>
       </w:r>
-      <w:proofErr w:type="spellStart"/>
-      <w:r>
-        <w:rPr>
-          <w:rFonts w:ascii="Courier New" w:hAnsi="Courier New" w:cs="Courier New"/>
-          <w:color w:val="000000" w:themeColor="text1"/>
-          <w:sz w:val="24"/>
-          <w:szCs w:val="24"/>
-          <w:lang w:val="en-US"/>
-        </w:rPr>
-        <w:t>self.search_by_combo.addItems</w:t>
-      </w:r>
-      <w:proofErr w:type="spellEnd"/>
-      <w:r>
-        <w:rPr>
-          <w:rFonts w:ascii="Courier New" w:hAnsi="Courier New" w:cs="Courier New"/>
-          <w:color w:val="000000" w:themeColor="text1"/>
-          <w:sz w:val="24"/>
-          <w:szCs w:val="24"/>
-          <w:lang w:val="en-US"/>
-        </w:rPr>
-        <w:t xml:space="preserve">(["ID </w:t>
+      <w:r>
+        <w:rPr>
+          <w:rFonts w:ascii="Courier New" w:hAnsi="Courier New" w:cs="Courier New"/>
+          <w:color w:val="000000" w:themeColor="text1"/>
+          <w:sz w:val="24"/>
+          <w:szCs w:val="24"/>
+          <w:lang w:val="en-US"/>
+        </w:rPr>
+        <w:t>self</w:t>
+      </w:r>
+      <w:r>
+        <w:rPr>
+          <w:rFonts w:ascii="Courier New" w:hAnsi="Courier New" w:cs="Courier New"/>
+          <w:color w:val="000000" w:themeColor="text1"/>
+          <w:sz w:val="24"/>
+          <w:szCs w:val="24"/>
+        </w:rPr>
+        <w:t>.</w:t>
+      </w:r>
+      <w:r>
+        <w:rPr>
+          <w:rFonts w:ascii="Courier New" w:hAnsi="Courier New" w:cs="Courier New"/>
+          <w:color w:val="000000" w:themeColor="text1"/>
+          <w:sz w:val="24"/>
+          <w:szCs w:val="24"/>
+          <w:lang w:val="en-US"/>
+        </w:rPr>
+        <w:t>search</w:t>
+      </w:r>
+      <w:r>
+        <w:rPr>
+          <w:rFonts w:ascii="Courier New" w:hAnsi="Courier New" w:cs="Courier New"/>
+          <w:color w:val="000000" w:themeColor="text1"/>
+          <w:sz w:val="24"/>
+          <w:szCs w:val="24"/>
+        </w:rPr>
+        <w:t>_</w:t>
+      </w:r>
+      <w:r>
+        <w:rPr>
+          <w:rFonts w:ascii="Courier New" w:hAnsi="Courier New" w:cs="Courier New"/>
+          <w:color w:val="000000" w:themeColor="text1"/>
+          <w:sz w:val="24"/>
+          <w:szCs w:val="24"/>
+          <w:lang w:val="en-US"/>
+        </w:rPr>
+        <w:t>by</w:t>
+      </w:r>
+      <w:r>
+        <w:rPr>
+          <w:rFonts w:ascii="Courier New" w:hAnsi="Courier New" w:cs="Courier New"/>
+          <w:color w:val="000000" w:themeColor="text1"/>
+          <w:sz w:val="24"/>
+          <w:szCs w:val="24"/>
+        </w:rPr>
+        <w:t>_</w:t>
+      </w:r>
+      <w:r>
+        <w:rPr>
+          <w:rFonts w:ascii="Courier New" w:hAnsi="Courier New" w:cs="Courier New"/>
+          <w:color w:val="000000" w:themeColor="text1"/>
+          <w:sz w:val="24"/>
+          <w:szCs w:val="24"/>
+          <w:lang w:val="en-US"/>
+        </w:rPr>
+        <w:t>combo</w:t>
+      </w:r>
+      <w:r>
+        <w:rPr>
+          <w:rFonts w:ascii="Courier New" w:hAnsi="Courier New" w:cs="Courier New"/>
+          <w:color w:val="000000" w:themeColor="text1"/>
+          <w:sz w:val="24"/>
+          <w:szCs w:val="24"/>
+        </w:rPr>
+        <w:t>.</w:t>
+      </w:r>
+      <w:proofErr w:type="spellStart"/>
+      <w:r>
+        <w:rPr>
+          <w:rFonts w:ascii="Courier New" w:hAnsi="Courier New" w:cs="Courier New"/>
+          <w:color w:val="000000" w:themeColor="text1"/>
+          <w:sz w:val="24"/>
+          <w:szCs w:val="24"/>
+          <w:lang w:val="en-US"/>
+        </w:rPr>
+        <w:t>addItems</w:t>
+      </w:r>
+      <w:proofErr w:type="spellEnd"/>
+      <w:r>
+        <w:rPr>
+          <w:rFonts w:ascii="Courier New" w:hAnsi="Courier New" w:cs="Courier New"/>
+          <w:color w:val="000000" w:themeColor="text1"/>
+          <w:sz w:val="24"/>
+          <w:szCs w:val="24"/>
+        </w:rPr>
+        <w:t>(["</w:t>
+      </w:r>
+      <w:r>
+        <w:rPr>
+          <w:rFonts w:ascii="Courier New" w:hAnsi="Courier New" w:cs="Courier New"/>
+          <w:color w:val="000000" w:themeColor="text1"/>
+          <w:sz w:val="24"/>
+          <w:szCs w:val="24"/>
+          <w:lang w:val="en-US"/>
+        </w:rPr>
+        <w:t>ID</w:t>
+      </w:r>
+      <w:r>
+        <w:rPr>
+          <w:rFonts w:ascii="Courier New" w:hAnsi="Courier New" w:cs="Courier New"/>
+          <w:color w:val="000000" w:themeColor="text1"/>
+          <w:sz w:val="24"/>
+          <w:szCs w:val="24"/>
+        </w:rPr>
+        <w:t xml:space="preserve"> </w:t>
       </w:r>
       <w:r>
         <w:rPr>
@@ -11134,7 +12349,6 @@
           <w:color w:val="000000" w:themeColor="text1"/>
           <w:sz w:val="24"/>
           <w:szCs w:val="24"/>
-          <w:lang w:val="en-US"/>
         </w:rPr>
         <w:t>", "</w:t>
       </w:r>
@@ -11153,7 +12367,6 @@
           <w:color w:val="000000" w:themeColor="text1"/>
           <w:sz w:val="24"/>
           <w:szCs w:val="24"/>
-          <w:lang w:val="en-US"/>
         </w:rPr>
         <w:t xml:space="preserve"> </w:t>
       </w:r>
@@ -11172,7 +12385,6 @@
           <w:color w:val="000000" w:themeColor="text1"/>
           <w:sz w:val="24"/>
           <w:szCs w:val="24"/>
-          <w:lang w:val="en-US"/>
         </w:rPr>
         <w:t>", "</w:t>
       </w:r>
@@ -11191,7 +12403,6 @@
           <w:color w:val="000000" w:themeColor="text1"/>
           <w:sz w:val="24"/>
           <w:szCs w:val="24"/>
-          <w:lang w:val="en-US"/>
         </w:rPr>
         <w:t>", "</w:t>
       </w:r>
@@ -11210,7 +12421,6 @@
           <w:color w:val="000000" w:themeColor="text1"/>
           <w:sz w:val="24"/>
           <w:szCs w:val="24"/>
-          <w:lang w:val="en-US"/>
         </w:rPr>
         <w:t xml:space="preserve"> </w:t>
       </w:r>
@@ -11229,7 +12439,6 @@
           <w:color w:val="000000" w:themeColor="text1"/>
           <w:sz w:val="24"/>
           <w:szCs w:val="24"/>
-          <w:lang w:val="en-US"/>
         </w:rPr>
         <w:t>"])</w:t>
       </w:r>
@@ -11239,30 +12448,66 @@
           <w:color w:val="000000" w:themeColor="text1"/>
           <w:sz w:val="24"/>
           <w:szCs w:val="24"/>
-          <w:lang w:val="en-US"/>
         </w:rPr>
         <w:br/>
         <w:t xml:space="preserve">        </w:t>
       </w:r>
-      <w:proofErr w:type="spellStart"/>
-      <w:r>
-        <w:rPr>
-          <w:rFonts w:ascii="Courier New" w:hAnsi="Courier New" w:cs="Courier New"/>
-          <w:color w:val="000000" w:themeColor="text1"/>
-          <w:sz w:val="24"/>
-          <w:szCs w:val="24"/>
-          <w:lang w:val="en-US"/>
-        </w:rPr>
-        <w:t>form_layout.addRow</w:t>
-      </w:r>
-      <w:proofErr w:type="spellEnd"/>
-      <w:r>
-        <w:rPr>
-          <w:rFonts w:ascii="Courier New" w:hAnsi="Courier New" w:cs="Courier New"/>
-          <w:color w:val="000000" w:themeColor="text1"/>
-          <w:sz w:val="24"/>
-          <w:szCs w:val="24"/>
-          <w:lang w:val="en-US"/>
+      <w:r>
+        <w:rPr>
+          <w:rFonts w:ascii="Courier New" w:hAnsi="Courier New" w:cs="Courier New"/>
+          <w:color w:val="000000" w:themeColor="text1"/>
+          <w:sz w:val="24"/>
+          <w:szCs w:val="24"/>
+          <w:lang w:val="en-US"/>
+        </w:rPr>
+        <w:t>form</w:t>
+      </w:r>
+      <w:r>
+        <w:rPr>
+          <w:rFonts w:ascii="Courier New" w:hAnsi="Courier New" w:cs="Courier New"/>
+          <w:color w:val="000000" w:themeColor="text1"/>
+          <w:sz w:val="24"/>
+          <w:szCs w:val="24"/>
+        </w:rPr>
+        <w:t>_</w:t>
+      </w:r>
+      <w:r>
+        <w:rPr>
+          <w:rFonts w:ascii="Courier New" w:hAnsi="Courier New" w:cs="Courier New"/>
+          <w:color w:val="000000" w:themeColor="text1"/>
+          <w:sz w:val="24"/>
+          <w:szCs w:val="24"/>
+          <w:lang w:val="en-US"/>
+        </w:rPr>
+        <w:t>layout</w:t>
+      </w:r>
+      <w:r>
+        <w:rPr>
+          <w:rFonts w:ascii="Courier New" w:hAnsi="Courier New" w:cs="Courier New"/>
+          <w:color w:val="000000" w:themeColor="text1"/>
+          <w:sz w:val="24"/>
+          <w:szCs w:val="24"/>
+        </w:rPr>
+        <w:t>.</w:t>
+      </w:r>
+      <w:proofErr w:type="spellStart"/>
+      <w:r>
+        <w:rPr>
+          <w:rFonts w:ascii="Courier New" w:hAnsi="Courier New" w:cs="Courier New"/>
+          <w:color w:val="000000" w:themeColor="text1"/>
+          <w:sz w:val="24"/>
+          <w:szCs w:val="24"/>
+          <w:lang w:val="en-US"/>
+        </w:rPr>
+        <w:t>addRow</w:t>
+      </w:r>
+      <w:proofErr w:type="spellEnd"/>
+      <w:r>
+        <w:rPr>
+          <w:rFonts w:ascii="Courier New" w:hAnsi="Courier New" w:cs="Courier New"/>
+          <w:color w:val="000000" w:themeColor="text1"/>
+          <w:sz w:val="24"/>
+          <w:szCs w:val="24"/>
         </w:rPr>
         <w:t>("</w:t>
       </w:r>
@@ -11281,7 +12526,6 @@
           <w:color w:val="000000" w:themeColor="text1"/>
           <w:sz w:val="24"/>
           <w:szCs w:val="24"/>
-          <w:lang w:val="en-US"/>
         </w:rPr>
         <w:t xml:space="preserve"> </w:t>
       </w:r>
@@ -11300,29 +12544,82 @@
           <w:color w:val="000000" w:themeColor="text1"/>
           <w:sz w:val="24"/>
           <w:szCs w:val="24"/>
-          <w:lang w:val="en-US"/>
         </w:rPr>
         <w:t xml:space="preserve">:", </w:t>
       </w:r>
-      <w:proofErr w:type="spellStart"/>
-      <w:r>
-        <w:rPr>
-          <w:rFonts w:ascii="Courier New" w:hAnsi="Courier New" w:cs="Courier New"/>
-          <w:color w:val="000000" w:themeColor="text1"/>
-          <w:sz w:val="24"/>
-          <w:szCs w:val="24"/>
-          <w:lang w:val="en-US"/>
-        </w:rPr>
-        <w:t>self.search_by_combo</w:t>
-      </w:r>
-      <w:proofErr w:type="spellEnd"/>
-      <w:r>
-        <w:rPr>
-          <w:rFonts w:ascii="Courier New" w:hAnsi="Courier New" w:cs="Courier New"/>
-          <w:color w:val="000000" w:themeColor="text1"/>
-          <w:sz w:val="24"/>
-          <w:szCs w:val="24"/>
-          <w:lang w:val="en-US"/>
+      <w:r>
+        <w:rPr>
+          <w:rFonts w:ascii="Courier New" w:hAnsi="Courier New" w:cs="Courier New"/>
+          <w:color w:val="000000" w:themeColor="text1"/>
+          <w:sz w:val="24"/>
+          <w:szCs w:val="24"/>
+          <w:lang w:val="en-US"/>
+        </w:rPr>
+        <w:t>self</w:t>
+      </w:r>
+      <w:r>
+        <w:rPr>
+          <w:rFonts w:ascii="Courier New" w:hAnsi="Courier New" w:cs="Courier New"/>
+          <w:color w:val="000000" w:themeColor="text1"/>
+          <w:sz w:val="24"/>
+          <w:szCs w:val="24"/>
+        </w:rPr>
+        <w:t>.</w:t>
+      </w:r>
+      <w:r>
+        <w:rPr>
+          <w:rFonts w:ascii="Courier New" w:hAnsi="Courier New" w:cs="Courier New"/>
+          <w:color w:val="000000" w:themeColor="text1"/>
+          <w:sz w:val="24"/>
+          <w:szCs w:val="24"/>
+          <w:lang w:val="en-US"/>
+        </w:rPr>
+        <w:t>search</w:t>
+      </w:r>
+      <w:r>
+        <w:rPr>
+          <w:rFonts w:ascii="Courier New" w:hAnsi="Courier New" w:cs="Courier New"/>
+          <w:color w:val="000000" w:themeColor="text1"/>
+          <w:sz w:val="24"/>
+          <w:szCs w:val="24"/>
+        </w:rPr>
+        <w:t>_</w:t>
+      </w:r>
+      <w:r>
+        <w:rPr>
+          <w:rFonts w:ascii="Courier New" w:hAnsi="Courier New" w:cs="Courier New"/>
+          <w:color w:val="000000" w:themeColor="text1"/>
+          <w:sz w:val="24"/>
+          <w:szCs w:val="24"/>
+          <w:lang w:val="en-US"/>
+        </w:rPr>
+        <w:t>by</w:t>
+      </w:r>
+      <w:r>
+        <w:rPr>
+          <w:rFonts w:ascii="Courier New" w:hAnsi="Courier New" w:cs="Courier New"/>
+          <w:color w:val="000000" w:themeColor="text1"/>
+          <w:sz w:val="24"/>
+          <w:szCs w:val="24"/>
+        </w:rPr>
+        <w:t>_</w:t>
+      </w:r>
+      <w:r>
+        <w:rPr>
+          <w:rFonts w:ascii="Courier New" w:hAnsi="Courier New" w:cs="Courier New"/>
+          <w:color w:val="000000" w:themeColor="text1"/>
+          <w:sz w:val="24"/>
+          <w:szCs w:val="24"/>
+          <w:lang w:val="en-US"/>
+        </w:rPr>
+        <w:t>combo</w:t>
+      </w:r>
+      <w:r>
+        <w:rPr>
+          <w:rFonts w:ascii="Courier New" w:hAnsi="Courier New" w:cs="Courier New"/>
+          <w:color w:val="000000" w:themeColor="text1"/>
+          <w:sz w:val="24"/>
+          <w:szCs w:val="24"/>
         </w:rPr>
         <w:t>)</w:t>
       </w:r>
@@ -11332,40 +12629,73 @@
           <w:color w:val="000000" w:themeColor="text1"/>
           <w:sz w:val="24"/>
           <w:szCs w:val="24"/>
-          <w:lang w:val="en-US"/>
-        </w:rPr>
-        <w:br/>
-      </w:r>
-      <w:r>
-        <w:rPr>
-          <w:rFonts w:ascii="Courier New" w:hAnsi="Courier New" w:cs="Courier New"/>
-          <w:color w:val="000000" w:themeColor="text1"/>
-          <w:sz w:val="24"/>
-          <w:szCs w:val="24"/>
-          <w:lang w:val="en-US"/>
+        </w:rPr>
+        <w:br/>
+      </w:r>
+      <w:r>
+        <w:rPr>
+          <w:rFonts w:ascii="Courier New" w:hAnsi="Courier New" w:cs="Courier New"/>
+          <w:color w:val="000000" w:themeColor="text1"/>
+          <w:sz w:val="24"/>
+          <w:szCs w:val="24"/>
         </w:rPr>
         <w:br/>
         <w:t xml:space="preserve">        </w:t>
       </w:r>
-      <w:proofErr w:type="spellStart"/>
-      <w:r>
-        <w:rPr>
-          <w:rFonts w:ascii="Courier New" w:hAnsi="Courier New" w:cs="Courier New"/>
-          <w:color w:val="000000" w:themeColor="text1"/>
-          <w:sz w:val="24"/>
-          <w:szCs w:val="24"/>
-          <w:lang w:val="en-US"/>
-        </w:rPr>
-        <w:t>self.search_input</w:t>
-      </w:r>
-      <w:proofErr w:type="spellEnd"/>
-      <w:r>
-        <w:rPr>
-          <w:rFonts w:ascii="Courier New" w:hAnsi="Courier New" w:cs="Courier New"/>
-          <w:color w:val="000000" w:themeColor="text1"/>
-          <w:sz w:val="24"/>
-          <w:szCs w:val="24"/>
-          <w:lang w:val="en-US"/>
+      <w:r>
+        <w:rPr>
+          <w:rFonts w:ascii="Courier New" w:hAnsi="Courier New" w:cs="Courier New"/>
+          <w:color w:val="000000" w:themeColor="text1"/>
+          <w:sz w:val="24"/>
+          <w:szCs w:val="24"/>
+          <w:lang w:val="en-US"/>
+        </w:rPr>
+        <w:t>self</w:t>
+      </w:r>
+      <w:r>
+        <w:rPr>
+          <w:rFonts w:ascii="Courier New" w:hAnsi="Courier New" w:cs="Courier New"/>
+          <w:color w:val="000000" w:themeColor="text1"/>
+          <w:sz w:val="24"/>
+          <w:szCs w:val="24"/>
+        </w:rPr>
+        <w:t>.</w:t>
+      </w:r>
+      <w:r>
+        <w:rPr>
+          <w:rFonts w:ascii="Courier New" w:hAnsi="Courier New" w:cs="Courier New"/>
+          <w:color w:val="000000" w:themeColor="text1"/>
+          <w:sz w:val="24"/>
+          <w:szCs w:val="24"/>
+          <w:lang w:val="en-US"/>
+        </w:rPr>
+        <w:t>search</w:t>
+      </w:r>
+      <w:r>
+        <w:rPr>
+          <w:rFonts w:ascii="Courier New" w:hAnsi="Courier New" w:cs="Courier New"/>
+          <w:color w:val="000000" w:themeColor="text1"/>
+          <w:sz w:val="24"/>
+          <w:szCs w:val="24"/>
+        </w:rPr>
+        <w:t>_</w:t>
+      </w:r>
+      <w:r>
+        <w:rPr>
+          <w:rFonts w:ascii="Courier New" w:hAnsi="Courier New" w:cs="Courier New"/>
+          <w:color w:val="000000" w:themeColor="text1"/>
+          <w:sz w:val="24"/>
+          <w:szCs w:val="24"/>
+          <w:lang w:val="en-US"/>
+        </w:rPr>
+        <w:t>input</w:t>
+      </w:r>
+      <w:r>
+        <w:rPr>
+          <w:rFonts w:ascii="Courier New" w:hAnsi="Courier New" w:cs="Courier New"/>
+          <w:color w:val="000000" w:themeColor="text1"/>
+          <w:sz w:val="24"/>
+          <w:szCs w:val="24"/>
         </w:rPr>
         <w:t xml:space="preserve"> = </w:t>
       </w:r>
@@ -11387,7 +12717,6 @@
           <w:color w:val="000000" w:themeColor="text1"/>
           <w:sz w:val="24"/>
           <w:szCs w:val="24"/>
-          <w:lang w:val="en-US"/>
         </w:rPr>
         <w:t>()</w:t>
       </w:r>
@@ -11397,30 +12726,85 @@
           <w:color w:val="000000" w:themeColor="text1"/>
           <w:sz w:val="24"/>
           <w:szCs w:val="24"/>
-          <w:lang w:val="en-US"/>
         </w:rPr>
         <w:br/>
         <w:t xml:space="preserve">        </w:t>
       </w:r>
-      <w:proofErr w:type="spellStart"/>
-      <w:r>
-        <w:rPr>
-          <w:rFonts w:ascii="Courier New" w:hAnsi="Courier New" w:cs="Courier New"/>
-          <w:color w:val="000000" w:themeColor="text1"/>
-          <w:sz w:val="24"/>
-          <w:szCs w:val="24"/>
-          <w:lang w:val="en-US"/>
-        </w:rPr>
-        <w:t>self.search_input.setPlaceholderText</w:t>
-      </w:r>
-      <w:proofErr w:type="spellEnd"/>
-      <w:r>
-        <w:rPr>
-          <w:rFonts w:ascii="Courier New" w:hAnsi="Courier New" w:cs="Courier New"/>
-          <w:color w:val="000000" w:themeColor="text1"/>
-          <w:sz w:val="24"/>
-          <w:szCs w:val="24"/>
-          <w:lang w:val="en-US"/>
+      <w:r>
+        <w:rPr>
+          <w:rFonts w:ascii="Courier New" w:hAnsi="Courier New" w:cs="Courier New"/>
+          <w:color w:val="000000" w:themeColor="text1"/>
+          <w:sz w:val="24"/>
+          <w:szCs w:val="24"/>
+          <w:lang w:val="en-US"/>
+        </w:rPr>
+        <w:t>self</w:t>
+      </w:r>
+      <w:r>
+        <w:rPr>
+          <w:rFonts w:ascii="Courier New" w:hAnsi="Courier New" w:cs="Courier New"/>
+          <w:color w:val="000000" w:themeColor="text1"/>
+          <w:sz w:val="24"/>
+          <w:szCs w:val="24"/>
+        </w:rPr>
+        <w:t>.</w:t>
+      </w:r>
+      <w:r>
+        <w:rPr>
+          <w:rFonts w:ascii="Courier New" w:hAnsi="Courier New" w:cs="Courier New"/>
+          <w:color w:val="000000" w:themeColor="text1"/>
+          <w:sz w:val="24"/>
+          <w:szCs w:val="24"/>
+          <w:lang w:val="en-US"/>
+        </w:rPr>
+        <w:t>search</w:t>
+      </w:r>
+      <w:r>
+        <w:rPr>
+          <w:rFonts w:ascii="Courier New" w:hAnsi="Courier New" w:cs="Courier New"/>
+          <w:color w:val="000000" w:themeColor="text1"/>
+          <w:sz w:val="24"/>
+          <w:szCs w:val="24"/>
+        </w:rPr>
+        <w:t>_</w:t>
+      </w:r>
+      <w:r>
+        <w:rPr>
+          <w:rFonts w:ascii="Courier New" w:hAnsi="Courier New" w:cs="Courier New"/>
+          <w:color w:val="000000" w:themeColor="text1"/>
+          <w:sz w:val="24"/>
+          <w:szCs w:val="24"/>
+          <w:lang w:val="en-US"/>
+        </w:rPr>
+        <w:t>input</w:t>
+      </w:r>
+      <w:r>
+        <w:rPr>
+          <w:rFonts w:ascii="Courier New" w:hAnsi="Courier New" w:cs="Courier New"/>
+          <w:color w:val="000000" w:themeColor="text1"/>
+          <w:sz w:val="24"/>
+          <w:szCs w:val="24"/>
+        </w:rPr>
+        <w:t>.</w:t>
+      </w:r>
+      <w:proofErr w:type="spellStart"/>
+      <w:r>
+        <w:rPr>
+          <w:rFonts w:ascii="Courier New" w:hAnsi="Courier New" w:cs="Courier New"/>
+          <w:color w:val="000000" w:themeColor="text1"/>
+          <w:sz w:val="24"/>
+          <w:szCs w:val="24"/>
+          <w:lang w:val="en-US"/>
+        </w:rPr>
+        <w:t>setPlaceholderText</w:t>
+      </w:r>
+      <w:proofErr w:type="spellEnd"/>
+      <w:r>
+        <w:rPr>
+          <w:rFonts w:ascii="Courier New" w:hAnsi="Courier New" w:cs="Courier New"/>
+          <w:color w:val="000000" w:themeColor="text1"/>
+          <w:sz w:val="24"/>
+          <w:szCs w:val="24"/>
         </w:rPr>
         <w:t>("</w:t>
       </w:r>
@@ -11439,7 +12823,6 @@
           <w:color w:val="000000" w:themeColor="text1"/>
           <w:sz w:val="24"/>
           <w:szCs w:val="24"/>
-          <w:lang w:val="en-US"/>
         </w:rPr>
         <w:t xml:space="preserve"> </w:t>
       </w:r>
@@ -11458,7 +12841,6 @@
           <w:color w:val="000000" w:themeColor="text1"/>
           <w:sz w:val="24"/>
           <w:szCs w:val="24"/>
-          <w:lang w:val="en-US"/>
         </w:rPr>
         <w:t xml:space="preserve"> </w:t>
       </w:r>
@@ -11477,7 +12859,6 @@
           <w:color w:val="000000" w:themeColor="text1"/>
           <w:sz w:val="24"/>
           <w:szCs w:val="24"/>
-          <w:lang w:val="en-US"/>
         </w:rPr>
         <w:t xml:space="preserve"> </w:t>
       </w:r>
@@ -11496,7 +12877,6 @@
           <w:color w:val="000000" w:themeColor="text1"/>
           <w:sz w:val="24"/>
           <w:szCs w:val="24"/>
-          <w:lang w:val="en-US"/>
         </w:rPr>
         <w:t>...")</w:t>
       </w:r>
@@ -11506,7 +12886,6 @@
           <w:color w:val="000000" w:themeColor="text1"/>
           <w:sz w:val="24"/>
           <w:szCs w:val="24"/>
-          <w:lang w:val="en-US"/>
         </w:rPr>
         <w:br/>
         <w:t xml:space="preserve">        </w:t>
@@ -26895,29 +28274,7 @@
           <w:szCs w:val="24"/>
           <w:lang w:val="en-US"/>
         </w:rPr>
-        <w:t xml:space="preserve"> | </w:t>
-      </w:r>
-      <w:proofErr w:type="spellStart"/>
-      <w:r>
-        <w:rPr>
-          <w:rFonts w:ascii="Courier New" w:hAnsi="Courier New" w:cs="Courier New"/>
-          <w:color w:val="000000" w:themeColor="text1"/>
-          <w:sz w:val="24"/>
-          <w:szCs w:val="24"/>
-          <w:lang w:val="en-US"/>
-        </w:rPr>
-        <w:t>QMessageBox.No</w:t>
-      </w:r>
-      <w:proofErr w:type="spellEnd"/>
-      <w:r>
-        <w:rPr>
-          <w:rFonts w:ascii="Courier New" w:hAnsi="Courier New" w:cs="Courier New"/>
-          <w:color w:val="000000" w:themeColor="text1"/>
-          <w:sz w:val="24"/>
-          <w:szCs w:val="24"/>
-          <w:lang w:val="en-US"/>
-        </w:rPr>
-        <w:t>)</w:t>
+        <w:t xml:space="preserve"> | QMessageBox.No)</w:t>
       </w:r>
       <w:r>
         <w:rPr>
@@ -27720,29 +29077,7 @@
           <w:szCs w:val="24"/>
           <w:lang w:val="en-US"/>
         </w:rPr>
-        <w:t xml:space="preserve"> | </w:t>
-      </w:r>
-      <w:proofErr w:type="spellStart"/>
-      <w:r>
-        <w:rPr>
-          <w:rFonts w:ascii="Courier New" w:hAnsi="Courier New" w:cs="Courier New"/>
-          <w:color w:val="000000" w:themeColor="text1"/>
-          <w:sz w:val="24"/>
-          <w:szCs w:val="24"/>
-          <w:lang w:val="en-US"/>
-        </w:rPr>
-        <w:t>QMessageBox.No</w:t>
-      </w:r>
-      <w:proofErr w:type="spellEnd"/>
-      <w:r>
-        <w:rPr>
-          <w:rFonts w:ascii="Courier New" w:hAnsi="Courier New" w:cs="Courier New"/>
-          <w:color w:val="000000" w:themeColor="text1"/>
-          <w:sz w:val="24"/>
-          <w:szCs w:val="24"/>
-          <w:lang w:val="en-US"/>
-        </w:rPr>
-        <w:t>)</w:t>
+        <w:t xml:space="preserve"> | QMessageBox.No)</w:t>
       </w:r>
       <w:r>
         <w:rPr>
@@ -28813,6 +30148,7 @@
             <w:jc w:val="center"/>
             <w:rPr>
               <w:sz w:val="22"/>
+              <w:lang w:val="en-US"/>
             </w:rPr>
           </w:pPr>
           <w:r>
@@ -28824,8 +30160,9 @@
           <w:r>
             <w:rPr>
               <w:sz w:val="22"/>
+              <w:lang w:val="en-US"/>
             </w:rPr>
-            <w:t>6</w:t>
+            <w:t>5</w:t>
           </w:r>
         </w:p>
       </w:tc>
@@ -33321,6 +34658,7 @@
   <w:style w:type="character" w:default="1" w:styleId="a5">
     <w:name w:val="Default Paragraph Font"/>
     <w:uiPriority w:val="1"/>
+    <w:semiHidden/>
     <w:unhideWhenUsed/>
   </w:style>
   <w:style w:type="table" w:default="1" w:styleId="a6">
